--- a/projects/guardias-noviembre-2026/Guardias_Noviembre_2026.docx
+++ b/projects/guardias-noviembre-2026/Guardias_Noviembre_2026.docx
@@ -908,7 +908,7 @@
                 <w:sz w:val="16"/>
                 <w:szCs w:val="16"/>
               </w:rPr>
-              <w:t xml:space="preserve"> Ana G.</w:t>
+              <w:t xml:space="preserve"> Isabel</w:t>
             </w:r>
           </w:p>
           <w:p>
@@ -1132,7 +1132,7 @@
                 <w:sz w:val="16"/>
                 <w:szCs w:val="16"/>
               </w:rPr>
-              <w:t xml:space="preserve"> Miriam</w:t>
+              <w:t xml:space="preserve"> Antonio</w:t>
             </w:r>
           </w:p>
         </w:tc>
@@ -1356,7 +1356,7 @@
                 <w:sz w:val="11"/>
                 <w:szCs w:val="11"/>
               </w:rPr>
-              <w:t xml:space="preserve">   fiesta</w:t>
+              <w:t xml:space="preserve">   fiesta · V+D</w:t>
             </w:r>
           </w:p>
           <w:p>
@@ -1408,7 +1408,7 @@
                 <w:sz w:val="16"/>
                 <w:szCs w:val="16"/>
               </w:rPr>
-              <w:t xml:space="preserve"> Tony</w:t>
+              <w:t xml:space="preserve"> Carlota</w:t>
             </w:r>
           </w:p>
           <w:p>
@@ -1538,7 +1538,7 @@
                 <w:sz w:val="11"/>
                 <w:szCs w:val="11"/>
               </w:rPr>
-              <w:t xml:space="preserve">   puente</w:t>
+              <w:t xml:space="preserve">   S+F</w:t>
             </w:r>
           </w:p>
           <w:p>
@@ -1590,7 +1590,7 @@
                 <w:sz w:val="16"/>
                 <w:szCs w:val="16"/>
               </w:rPr>
-              <w:t xml:space="preserve"> Carlota</w:t>
+              <w:t xml:space="preserve"> Tony</w:t>
             </w:r>
           </w:p>
           <w:p>
@@ -1720,7 +1720,7 @@
                 <w:sz w:val="11"/>
                 <w:szCs w:val="11"/>
               </w:rPr>
-              <w:t xml:space="preserve">   puente · R1/R2</w:t>
+              <w:t xml:space="preserve">   V+D</w:t>
             </w:r>
           </w:p>
           <w:p>
@@ -1772,7 +1772,7 @@
                 <w:sz w:val="16"/>
                 <w:szCs w:val="16"/>
               </w:rPr>
-              <w:t xml:space="preserve"> Patricia</w:t>
+              <w:t xml:space="preserve"> Carlota</w:t>
             </w:r>
           </w:p>
           <w:p>
@@ -1798,6 +1798,32 @@
                 <w:sz w:val="16"/>
                 <w:szCs w:val="16"/>
               </w:rPr>
+              <w:t xml:space="preserve"> Fabián</w:t>
+            </w:r>
+          </w:p>
+          <w:p>
+            <w:pPr>
+              <w:spacing w:after="0" w:before="8"/>
+            </w:pPr>
+            <w:r>
+              <w:rPr>
+                <w:rFonts w:ascii="Consolas" w:cs="Consolas" w:eastAsia="Consolas" w:hAnsi="Consolas"/>
+                <w:b/>
+                <w:bCs/>
+                <w:color w:val="4A5A62"/>
+                <w:sz w:val="13"/>
+                <w:szCs w:val="13"/>
+              </w:rPr>
+              <w:t xml:space="preserve">QX  </w:t>
+            </w:r>
+            <w:r>
+              <w:rPr>
+                <w:i w:val="false"/>
+                <w:iCs w:val="false"/>
+                <w:color w:val="16242B"/>
+                <w:sz w:val="16"/>
+                <w:szCs w:val="16"/>
+              </w:rPr>
               <w:t xml:space="preserve"> Sandra</w:t>
             </w:r>
           </w:p>
@@ -1824,33 +1850,7 @@
                 <w:sz w:val="16"/>
                 <w:szCs w:val="16"/>
               </w:rPr>
-              <w:t xml:space="preserve"> Cristina</w:t>
-            </w:r>
-          </w:p>
-          <w:p>
-            <w:pPr>
-              <w:spacing w:after="0" w:before="8"/>
-            </w:pPr>
-            <w:r>
-              <w:rPr>
-                <w:rFonts w:ascii="Consolas" w:cs="Consolas" w:eastAsia="Consolas" w:hAnsi="Consolas"/>
-                <w:b/>
-                <w:bCs/>
-                <w:color w:val="4A5A62"/>
-                <w:sz w:val="13"/>
-                <w:szCs w:val="13"/>
-              </w:rPr>
-              <w:t xml:space="preserve">QX  </w:t>
-            </w:r>
-            <w:r>
-              <w:rPr>
-                <w:i w:val="false"/>
-                <w:iCs w:val="false"/>
-                <w:color w:val="16242B"/>
-                <w:sz w:val="16"/>
-                <w:szCs w:val="16"/>
-              </w:rPr>
-              <w:t xml:space="preserve"> Fátima</w:t>
+              <w:t xml:space="preserve"> Almudena</w:t>
             </w:r>
           </w:p>
         </w:tc>
@@ -1904,7 +1904,7 @@
                 <w:sz w:val="11"/>
                 <w:szCs w:val="11"/>
               </w:rPr>
-              <w:t xml:space="preserve">   puente</w:t>
+              <w:t xml:space="preserve">   S+F</w:t>
             </w:r>
           </w:p>
           <w:p>
@@ -1956,7 +1956,7 @@
                 <w:sz w:val="16"/>
                 <w:szCs w:val="16"/>
               </w:rPr>
-              <w:t xml:space="preserve"> Carlota</w:t>
+              <w:t xml:space="preserve"> Tony</w:t>
             </w:r>
           </w:p>
           <w:p>
@@ -2102,7 +2102,7 @@
                 <w:sz w:val="16"/>
                 <w:szCs w:val="16"/>
               </w:rPr>
-              <w:t xml:space="preserve"> Ana G.</w:t>
+              <w:t xml:space="preserve"> Isabel</w:t>
             </w:r>
           </w:p>
           <w:p>
@@ -2180,7 +2180,7 @@
                 <w:sz w:val="16"/>
                 <w:szCs w:val="16"/>
               </w:rPr>
-              <w:t xml:space="preserve"> Aitor</w:t>
+              <w:t xml:space="preserve"> Miriam</w:t>
             </w:r>
           </w:p>
           <w:p>
@@ -2300,7 +2300,7 @@
                 <w:sz w:val="16"/>
                 <w:szCs w:val="16"/>
               </w:rPr>
-              <w:t xml:space="preserve"> Tony</w:t>
+              <w:t xml:space="preserve"> Patricia</w:t>
             </w:r>
           </w:p>
           <w:p>
@@ -2326,7 +2326,7 @@
                 <w:sz w:val="16"/>
                 <w:szCs w:val="16"/>
               </w:rPr>
-              <w:t xml:space="preserve"> Isabel</w:t>
+              <w:t xml:space="preserve"> Ana G.</w:t>
             </w:r>
           </w:p>
           <w:p>
@@ -2654,7 +2654,7 @@
                 <w:sz w:val="16"/>
                 <w:szCs w:val="16"/>
               </w:rPr>
-              <w:t xml:space="preserve"> Patricia</w:t>
+              <w:t xml:space="preserve"> Ana</w:t>
             </w:r>
           </w:p>
           <w:p>
@@ -2706,7 +2706,7 @@
                 <w:sz w:val="16"/>
                 <w:szCs w:val="16"/>
               </w:rPr>
-              <w:t xml:space="preserve"> Miriam</w:t>
+              <w:t xml:space="preserve"> David</w:t>
             </w:r>
           </w:p>
           <w:p>
@@ -2836,7 +2836,7 @@
                 <w:sz w:val="16"/>
                 <w:szCs w:val="16"/>
               </w:rPr>
-              <w:t xml:space="preserve"> Ana</w:t>
+              <w:t xml:space="preserve"> Patricia</w:t>
             </w:r>
           </w:p>
           <w:p>
@@ -3018,7 +3018,7 @@
                 <w:sz w:val="16"/>
                 <w:szCs w:val="16"/>
               </w:rPr>
-              <w:t xml:space="preserve"> Patricia</w:t>
+              <w:t xml:space="preserve"> Ana</w:t>
             </w:r>
           </w:p>
           <w:p>
@@ -3070,7 +3070,7 @@
                 <w:sz w:val="16"/>
                 <w:szCs w:val="16"/>
               </w:rPr>
-              <w:t xml:space="preserve"> Miriam</w:t>
+              <w:t xml:space="preserve"> David</w:t>
             </w:r>
           </w:p>
           <w:p>
@@ -3244,7 +3244,7 @@
                 <w:sz w:val="16"/>
                 <w:szCs w:val="16"/>
               </w:rPr>
-              <w:t xml:space="preserve"> Isabel</w:t>
+              <w:t xml:space="preserve"> Marc</w:t>
             </w:r>
           </w:p>
           <w:p>
@@ -3270,7 +3270,7 @@
                 <w:sz w:val="16"/>
                 <w:szCs w:val="16"/>
               </w:rPr>
-              <w:t xml:space="preserve"> Almudena</w:t>
+              <w:t xml:space="preserve"> Miriam</w:t>
             </w:r>
           </w:p>
         </w:tc>
@@ -3338,7 +3338,7 @@
                 <w:sz w:val="16"/>
                 <w:szCs w:val="16"/>
               </w:rPr>
-              <w:t xml:space="preserve"> Ana G.</w:t>
+              <w:t xml:space="preserve"> Isabel</w:t>
             </w:r>
           </w:p>
           <w:p>
@@ -3588,7 +3588,7 @@
                 <w:sz w:val="16"/>
                 <w:szCs w:val="16"/>
               </w:rPr>
-              <w:t xml:space="preserve"> Fátima</w:t>
+              <w:t xml:space="preserve"> Emilio</w:t>
             </w:r>
           </w:p>
           <w:p>
@@ -3614,7 +3614,7 @@
                 <w:sz w:val="16"/>
                 <w:szCs w:val="16"/>
               </w:rPr>
-              <w:t xml:space="preserve"> Marc</w:t>
+              <w:t xml:space="preserve"> Ana</w:t>
             </w:r>
           </w:p>
         </w:tc>
@@ -3734,7 +3734,7 @@
                 <w:sz w:val="16"/>
                 <w:szCs w:val="16"/>
               </w:rPr>
-              <w:t xml:space="preserve"> Almudena</w:t>
+              <w:t xml:space="preserve"> Isabel</w:t>
             </w:r>
           </w:p>
           <w:p>
@@ -3760,7 +3760,7 @@
                 <w:sz w:val="16"/>
                 <w:szCs w:val="16"/>
               </w:rPr>
-              <w:t xml:space="preserve"> Cristina</w:t>
+              <w:t xml:space="preserve"> Asís</w:t>
             </w:r>
           </w:p>
           <w:p>
@@ -3786,7 +3786,7 @@
                 <w:sz w:val="16"/>
                 <w:szCs w:val="16"/>
               </w:rPr>
-              <w:t xml:space="preserve"> Isabel</w:t>
+              <w:t xml:space="preserve"> Marc</w:t>
             </w:r>
           </w:p>
         </w:tc>
@@ -3968,7 +3968,7 @@
                 <w:sz w:val="16"/>
                 <w:szCs w:val="16"/>
               </w:rPr>
-              <w:t xml:space="preserve"> David</w:t>
+              <w:t xml:space="preserve"> Cristina</w:t>
             </w:r>
           </w:p>
         </w:tc>
@@ -4150,7 +4150,7 @@
                 <w:sz w:val="16"/>
                 <w:szCs w:val="16"/>
               </w:rPr>
-              <w:t xml:space="preserve"> Marc</w:t>
+              <w:t xml:space="preserve"> Fátima</w:t>
             </w:r>
           </w:p>
         </w:tc>
@@ -4332,7 +4332,7 @@
                 <w:sz w:val="16"/>
                 <w:szCs w:val="16"/>
               </w:rPr>
-              <w:t xml:space="preserve"> David</w:t>
+              <w:t xml:space="preserve"> Cristina</w:t>
             </w:r>
           </w:p>
         </w:tc>
@@ -4480,7 +4480,7 @@
                 <w:sz w:val="16"/>
                 <w:szCs w:val="16"/>
               </w:rPr>
-              <w:t xml:space="preserve"> Ana</w:t>
+              <w:t xml:space="preserve"> Almudena</w:t>
             </w:r>
           </w:p>
           <w:p>
@@ -4652,7 +4652,7 @@
                 <w:sz w:val="16"/>
                 <w:szCs w:val="16"/>
               </w:rPr>
-              <w:t xml:space="preserve"> Mercedes</w:t>
+              <w:t xml:space="preserve"> Eva</w:t>
             </w:r>
           </w:p>
           <w:p>
@@ -4918,7 +4918,7 @@
                 <w:sz w:val="16"/>
                 <w:szCs w:val="16"/>
               </w:rPr>
-              <w:t xml:space="preserve"> Isabel</w:t>
+              <w:t xml:space="preserve"> Ana G.</w:t>
             </w:r>
           </w:p>
           <w:p>
@@ -5152,7 +5152,7 @@
                 <w:sz w:val="16"/>
                 <w:szCs w:val="16"/>
               </w:rPr>
-              <w:t xml:space="preserve"> Fabián</w:t>
+              <w:t xml:space="preserve"> Isabel</w:t>
             </w:r>
           </w:p>
           <w:p>
@@ -5334,7 +5334,7 @@
                 <w:sz w:val="16"/>
                 <w:szCs w:val="16"/>
               </w:rPr>
-              <w:t xml:space="preserve"> Isabel</w:t>
+              <w:t xml:space="preserve"> Fabián</w:t>
             </w:r>
           </w:p>
           <w:p>
@@ -5516,7 +5516,7 @@
                 <w:sz w:val="16"/>
                 <w:szCs w:val="16"/>
               </w:rPr>
-              <w:t xml:space="preserve"> Fabián</w:t>
+              <w:t xml:space="preserve"> Isabel</w:t>
             </w:r>
           </w:p>
           <w:p>
@@ -6209,7 +6209,7 @@
                 <w:sz w:val="18"/>
                 <w:szCs w:val="18"/>
               </w:rPr>
-              <w:t xml:space="preserve">3</w:t>
+              <w:t xml:space="preserve">2</w:t>
             </w:r>
           </w:p>
         </w:tc>
@@ -6961,7 +6961,7 @@
                 <w:sz w:val="18"/>
                 <w:szCs w:val="18"/>
               </w:rPr>
-              <w:t xml:space="preserve">3</w:t>
+              <w:t xml:space="preserve">2</w:t>
             </w:r>
           </w:p>
         </w:tc>
@@ -7149,7 +7149,7 @@
                 <w:sz w:val="18"/>
                 <w:szCs w:val="18"/>
               </w:rPr>
-              <w:t xml:space="preserve">3</w:t>
+              <w:t xml:space="preserve">2</w:t>
             </w:r>
           </w:p>
         </w:tc>
@@ -7525,7 +7525,7 @@
                 <w:sz w:val="18"/>
                 <w:szCs w:val="18"/>
               </w:rPr>
-              <w:t xml:space="preserve">3</w:t>
+              <w:t xml:space="preserve">2</w:t>
             </w:r>
           </w:p>
         </w:tc>
@@ -7556,7 +7556,7 @@
                 <w:sz w:val="18"/>
                 <w:szCs w:val="18"/>
               </w:rPr>
-              <w:t xml:space="preserve">1</w:t>
+              <w:t xml:space="preserve">0</w:t>
             </w:r>
           </w:p>
         </w:tc>
@@ -7713,7 +7713,7 @@
                 <w:sz w:val="18"/>
                 <w:szCs w:val="18"/>
               </w:rPr>
-              <w:t xml:space="preserve">6</w:t>
+              <w:t xml:space="preserve">5</w:t>
             </w:r>
           </w:p>
         </w:tc>
@@ -7744,7 +7744,7 @@
                 <w:sz w:val="18"/>
                 <w:szCs w:val="18"/>
               </w:rPr>
-              <w:t xml:space="preserve">2</w:t>
+              <w:t xml:space="preserve">1</w:t>
             </w:r>
           </w:p>
         </w:tc>
@@ -7901,7 +7901,7 @@
                 <w:sz w:val="18"/>
                 <w:szCs w:val="18"/>
               </w:rPr>
-              <w:t xml:space="preserve">4</w:t>
+              <w:t xml:space="preserve">5</w:t>
             </w:r>
           </w:p>
         </w:tc>
@@ -8089,7 +8089,7 @@
                 <w:sz w:val="18"/>
                 <w:szCs w:val="18"/>
               </w:rPr>
-              <w:t xml:space="preserve">4</w:t>
+              <w:t xml:space="preserve">5</w:t>
             </w:r>
           </w:p>
         </w:tc>
@@ -8277,7 +8277,7 @@
                 <w:sz w:val="18"/>
                 <w:szCs w:val="18"/>
               </w:rPr>
-              <w:t xml:space="preserve">4</w:t>
+              <w:t xml:space="preserve">5</w:t>
             </w:r>
           </w:p>
         </w:tc>
@@ -8465,7 +8465,7 @@
                 <w:sz w:val="18"/>
                 <w:szCs w:val="18"/>
               </w:rPr>
-              <w:t xml:space="preserve">4</w:t>
+              <w:t xml:space="preserve">5</w:t>
             </w:r>
           </w:p>
         </w:tc>
@@ -8653,7 +8653,7 @@
                 <w:sz w:val="18"/>
                 <w:szCs w:val="18"/>
               </w:rPr>
-              <w:t xml:space="preserve">4</w:t>
+              <w:t xml:space="preserve">5</w:t>
             </w:r>
           </w:p>
         </w:tc>
@@ -9060,7 +9060,7 @@
                 <w:sz w:val="18"/>
                 <w:szCs w:val="18"/>
               </w:rPr>
-              <w:t xml:space="preserve">2</w:t>
+              <w:t xml:space="preserve">1</w:t>
             </w:r>
           </w:p>
         </w:tc>
@@ -10219,7 +10219,7 @@
                 <w:sz w:val="18"/>
                 <w:szCs w:val="18"/>
               </w:rPr>
-              <w:t xml:space="preserve">2</w:t>
+              <w:t xml:space="preserve">3</w:t>
             </w:r>
           </w:p>
         </w:tc>
@@ -10783,7 +10783,7 @@
                 <w:sz w:val="18"/>
                 <w:szCs w:val="18"/>
               </w:rPr>
-              <w:t xml:space="preserve">7</w:t>
+              <w:t xml:space="preserve">6</w:t>
             </w:r>
           </w:p>
         </w:tc>
@@ -11370,7 +11370,7 @@
                 <w:sz w:val="18"/>
                 <w:szCs w:val="18"/>
               </w:rPr>
-              <w:t xml:space="preserve">+2</w:t>
+              <w:t xml:space="preserve">+3</w:t>
             </w:r>
           </w:p>
         </w:tc>
@@ -11401,7 +11401,7 @@
                 <w:sz w:val="18"/>
                 <w:szCs w:val="18"/>
               </w:rPr>
-              <w:t xml:space="preserve">40</w:t>
+              <w:t xml:space="preserve">41</w:t>
             </w:r>
           </w:p>
         </w:tc>
@@ -11808,7 +11808,7 @@
                 <w:sz w:val="18"/>
                 <w:szCs w:val="18"/>
               </w:rPr>
-              <w:t xml:space="preserve">+7</w:t>
+              <w:t xml:space="preserve">+6</w:t>
             </w:r>
           </w:p>
         </w:tc>
@@ -11839,7 +11839,7 @@
                 <w:sz w:val="18"/>
                 <w:szCs w:val="18"/>
               </w:rPr>
-              <w:t xml:space="preserve">39</w:t>
+              <w:t xml:space="preserve">38</w:t>
             </w:r>
           </w:p>
         </w:tc>

--- a/projects/guardias-noviembre-2026/Guardias_Noviembre_2026.docx
+++ b/projects/guardias-noviembre-2026/Guardias_Noviembre_2026.docx
@@ -1054,7 +1054,7 @@
                 <w:sz w:val="16"/>
                 <w:szCs w:val="16"/>
               </w:rPr>
-              <w:t xml:space="preserve"> Ana</w:t>
+              <w:t xml:space="preserve"> Marc</w:t>
             </w:r>
           </w:p>
           <w:p>
@@ -1080,7 +1080,7 @@
                 <w:sz w:val="16"/>
                 <w:szCs w:val="16"/>
               </w:rPr>
-              <w:t xml:space="preserve"> Patri</w:t>
+              <w:t xml:space="preserve"> Fabián</w:t>
             </w:r>
           </w:p>
           <w:p>
@@ -1200,7 +1200,7 @@
                 <w:sz w:val="16"/>
                 <w:szCs w:val="16"/>
               </w:rPr>
-              <w:t xml:space="preserve"> Carlota</w:t>
+              <w:t xml:space="preserve"> Ana G.</w:t>
             </w:r>
           </w:p>
           <w:p>
@@ -1304,7 +1304,7 @@
                 <w:sz w:val="16"/>
                 <w:szCs w:val="16"/>
               </w:rPr>
-              <w:t xml:space="preserve"> Tania</w:t>
+              <w:t xml:space="preserve"> Miriam</w:t>
             </w:r>
           </w:p>
         </w:tc>
@@ -1434,7 +1434,7 @@
                 <w:sz w:val="16"/>
                 <w:szCs w:val="16"/>
               </w:rPr>
-              <w:t xml:space="preserve"> Fabián</w:t>
+              <w:t xml:space="preserve"> Sandra</w:t>
             </w:r>
           </w:p>
           <w:p>
@@ -1460,33 +1460,33 @@
                 <w:sz w:val="16"/>
                 <w:szCs w:val="16"/>
               </w:rPr>
+              <w:t xml:space="preserve"> Tania</w:t>
+            </w:r>
+          </w:p>
+          <w:p>
+            <w:pPr>
+              <w:spacing w:after="0" w:before="8"/>
+            </w:pPr>
+            <w:r>
+              <w:rPr>
+                <w:rFonts w:ascii="Consolas" w:cs="Consolas" w:eastAsia="Consolas" w:hAnsi="Consolas"/>
+                <w:b/>
+                <w:bCs/>
+                <w:color w:val="4A5A62"/>
+                <w:sz w:val="13"/>
+                <w:szCs w:val="13"/>
+              </w:rPr>
+              <w:t xml:space="preserve">QX  </w:t>
+            </w:r>
+            <w:r>
+              <w:rPr>
+                <w:i w:val="false"/>
+                <w:iCs w:val="false"/>
+                <w:color w:val="16242B"/>
+                <w:sz w:val="16"/>
+                <w:szCs w:val="16"/>
+              </w:rPr>
               <w:t xml:space="preserve"> Almudena</w:t>
-            </w:r>
-          </w:p>
-          <w:p>
-            <w:pPr>
-              <w:spacing w:after="0" w:before="8"/>
-            </w:pPr>
-            <w:r>
-              <w:rPr>
-                <w:rFonts w:ascii="Consolas" w:cs="Consolas" w:eastAsia="Consolas" w:hAnsi="Consolas"/>
-                <w:b/>
-                <w:bCs/>
-                <w:color w:val="4A5A62"/>
-                <w:sz w:val="13"/>
-                <w:szCs w:val="13"/>
-              </w:rPr>
-              <w:t xml:space="preserve">QX  </w:t>
-            </w:r>
-            <w:r>
-              <w:rPr>
-                <w:i w:val="false"/>
-                <w:iCs w:val="false"/>
-                <w:color w:val="16242B"/>
-                <w:sz w:val="16"/>
-                <w:szCs w:val="16"/>
-              </w:rPr>
-              <w:t xml:space="preserve"> Sandra</w:t>
             </w:r>
           </w:p>
         </w:tc>
@@ -1798,7 +1798,7 @@
                 <w:sz w:val="16"/>
                 <w:szCs w:val="16"/>
               </w:rPr>
-              <w:t xml:space="preserve"> Fabián</w:t>
+              <w:t xml:space="preserve"> Sandra</w:t>
             </w:r>
           </w:p>
           <w:p>
@@ -1824,7 +1824,7 @@
                 <w:sz w:val="16"/>
                 <w:szCs w:val="16"/>
               </w:rPr>
-              <w:t xml:space="preserve"> Sandra</w:t>
+              <w:t xml:space="preserve"> Tania</w:t>
             </w:r>
           </w:p>
           <w:p>
@@ -2154,7 +2154,7 @@
                 <w:sz w:val="16"/>
                 <w:szCs w:val="16"/>
               </w:rPr>
-              <w:t xml:space="preserve"> Almudena</w:t>
+              <w:t xml:space="preserve"> Fabián</w:t>
             </w:r>
           </w:p>
           <w:p>
@@ -2180,33 +2180,33 @@
                 <w:sz w:val="16"/>
                 <w:szCs w:val="16"/>
               </w:rPr>
+              <w:t xml:space="preserve"> Mercedes</w:t>
+            </w:r>
+          </w:p>
+          <w:p>
+            <w:pPr>
+              <w:spacing w:after="0" w:before="8"/>
+            </w:pPr>
+            <w:r>
+              <w:rPr>
+                <w:rFonts w:ascii="Consolas" w:cs="Consolas" w:eastAsia="Consolas" w:hAnsi="Consolas"/>
+                <w:b/>
+                <w:bCs/>
+                <w:color w:val="4A5A62"/>
+                <w:sz w:val="13"/>
+                <w:szCs w:val="13"/>
+              </w:rPr>
+              <w:t xml:space="preserve">QX  </w:t>
+            </w:r>
+            <w:r>
+              <w:rPr>
+                <w:i w:val="false"/>
+                <w:iCs w:val="false"/>
+                <w:color w:val="16242B"/>
+                <w:sz w:val="16"/>
+                <w:szCs w:val="16"/>
+              </w:rPr>
               <w:t xml:space="preserve"> Miriam</w:t>
-            </w:r>
-          </w:p>
-          <w:p>
-            <w:pPr>
-              <w:spacing w:after="0" w:before="8"/>
-            </w:pPr>
-            <w:r>
-              <w:rPr>
-                <w:rFonts w:ascii="Consolas" w:cs="Consolas" w:eastAsia="Consolas" w:hAnsi="Consolas"/>
-                <w:b/>
-                <w:bCs/>
-                <w:color w:val="4A5A62"/>
-                <w:sz w:val="13"/>
-                <w:szCs w:val="13"/>
-              </w:rPr>
-              <w:t xml:space="preserve">QX  </w:t>
-            </w:r>
-            <w:r>
-              <w:rPr>
-                <w:i w:val="false"/>
-                <w:iCs w:val="false"/>
-                <w:color w:val="16242B"/>
-                <w:sz w:val="16"/>
-                <w:szCs w:val="16"/>
-              </w:rPr>
-              <w:t xml:space="preserve"> Emilio</w:t>
             </w:r>
           </w:p>
         </w:tc>
@@ -2524,33 +2524,33 @@
                 <w:sz w:val="16"/>
                 <w:szCs w:val="16"/>
               </w:rPr>
+              <w:t xml:space="preserve"> Fátima</w:t>
+            </w:r>
+          </w:p>
+          <w:p>
+            <w:pPr>
+              <w:spacing w:after="0" w:before="8"/>
+            </w:pPr>
+            <w:r>
+              <w:rPr>
+                <w:rFonts w:ascii="Consolas" w:cs="Consolas" w:eastAsia="Consolas" w:hAnsi="Consolas"/>
+                <w:b/>
+                <w:bCs/>
+                <w:color w:val="4A5A62"/>
+                <w:sz w:val="13"/>
+                <w:szCs w:val="13"/>
+              </w:rPr>
+              <w:t xml:space="preserve">QX  </w:t>
+            </w:r>
+            <w:r>
+              <w:rPr>
+                <w:i w:val="false"/>
+                <w:iCs w:val="false"/>
+                <w:color w:val="16242B"/>
+                <w:sz w:val="16"/>
+                <w:szCs w:val="16"/>
+              </w:rPr>
               <w:t xml:space="preserve"> Rosario</w:t>
-            </w:r>
-          </w:p>
-          <w:p>
-            <w:pPr>
-              <w:spacing w:after="0" w:before="8"/>
-            </w:pPr>
-            <w:r>
-              <w:rPr>
-                <w:rFonts w:ascii="Consolas" w:cs="Consolas" w:eastAsia="Consolas" w:hAnsi="Consolas"/>
-                <w:b/>
-                <w:bCs/>
-                <w:color w:val="4A5A62"/>
-                <w:sz w:val="13"/>
-                <w:szCs w:val="13"/>
-              </w:rPr>
-              <w:t xml:space="preserve">QX  </w:t>
-            </w:r>
-            <w:r>
-              <w:rPr>
-                <w:i w:val="false"/>
-                <w:iCs w:val="false"/>
-                <w:color w:val="16242B"/>
-                <w:sz w:val="16"/>
-                <w:szCs w:val="16"/>
-              </w:rPr>
-              <w:t xml:space="preserve"> Tania</w:t>
             </w:r>
           </w:p>
         </w:tc>
@@ -3244,33 +3244,33 @@
                 <w:sz w:val="16"/>
                 <w:szCs w:val="16"/>
               </w:rPr>
+              <w:t xml:space="preserve"> Miriam</w:t>
+            </w:r>
+          </w:p>
+          <w:p>
+            <w:pPr>
+              <w:spacing w:after="0" w:before="8"/>
+            </w:pPr>
+            <w:r>
+              <w:rPr>
+                <w:rFonts w:ascii="Consolas" w:cs="Consolas" w:eastAsia="Consolas" w:hAnsi="Consolas"/>
+                <w:b/>
+                <w:bCs/>
+                <w:color w:val="4A5A62"/>
+                <w:sz w:val="13"/>
+                <w:szCs w:val="13"/>
+              </w:rPr>
+              <w:t xml:space="preserve">QX  </w:t>
+            </w:r>
+            <w:r>
+              <w:rPr>
+                <w:i w:val="false"/>
+                <w:iCs w:val="false"/>
+                <w:color w:val="16242B"/>
+                <w:sz w:val="16"/>
+                <w:szCs w:val="16"/>
+              </w:rPr>
               <w:t xml:space="preserve"> Marc</w:t>
-            </w:r>
-          </w:p>
-          <w:p>
-            <w:pPr>
-              <w:spacing w:after="0" w:before="8"/>
-            </w:pPr>
-            <w:r>
-              <w:rPr>
-                <w:rFonts w:ascii="Consolas" w:cs="Consolas" w:eastAsia="Consolas" w:hAnsi="Consolas"/>
-                <w:b/>
-                <w:bCs/>
-                <w:color w:val="4A5A62"/>
-                <w:sz w:val="13"/>
-                <w:szCs w:val="13"/>
-              </w:rPr>
-              <w:t xml:space="preserve">QX  </w:t>
-            </w:r>
-            <w:r>
-              <w:rPr>
-                <w:i w:val="false"/>
-                <w:iCs w:val="false"/>
-                <w:color w:val="16242B"/>
-                <w:sz w:val="16"/>
-                <w:szCs w:val="16"/>
-              </w:rPr>
-              <w:t xml:space="preserve"> Miriam</w:t>
             </w:r>
           </w:p>
         </w:tc>
@@ -3416,33 +3416,33 @@
                 <w:sz w:val="16"/>
                 <w:szCs w:val="16"/>
               </w:rPr>
+              <w:t xml:space="preserve"> Aitor</w:t>
+            </w:r>
+          </w:p>
+          <w:p>
+            <w:pPr>
+              <w:spacing w:after="0" w:before="8"/>
+            </w:pPr>
+            <w:r>
+              <w:rPr>
+                <w:rFonts w:ascii="Consolas" w:cs="Consolas" w:eastAsia="Consolas" w:hAnsi="Consolas"/>
+                <w:b/>
+                <w:bCs/>
+                <w:color w:val="4A5A62"/>
+                <w:sz w:val="13"/>
+                <w:szCs w:val="13"/>
+              </w:rPr>
+              <w:t xml:space="preserve">QX  </w:t>
+            </w:r>
+            <w:r>
+              <w:rPr>
+                <w:i w:val="false"/>
+                <w:iCs w:val="false"/>
+                <w:color w:val="16242B"/>
+                <w:sz w:val="16"/>
+                <w:szCs w:val="16"/>
+              </w:rPr>
               <w:t xml:space="preserve"> Antonio</w:t>
-            </w:r>
-          </w:p>
-          <w:p>
-            <w:pPr>
-              <w:spacing w:after="0" w:before="8"/>
-            </w:pPr>
-            <w:r>
-              <w:rPr>
-                <w:rFonts w:ascii="Consolas" w:cs="Consolas" w:eastAsia="Consolas" w:hAnsi="Consolas"/>
-                <w:b/>
-                <w:bCs/>
-                <w:color w:val="4A5A62"/>
-                <w:sz w:val="13"/>
-                <w:szCs w:val="13"/>
-              </w:rPr>
-              <w:t xml:space="preserve">QX  </w:t>
-            </w:r>
-            <w:r>
-              <w:rPr>
-                <w:i w:val="false"/>
-                <w:iCs w:val="false"/>
-                <w:color w:val="16242B"/>
-                <w:sz w:val="16"/>
-                <w:szCs w:val="16"/>
-              </w:rPr>
-              <w:t xml:space="preserve"> Tania</w:t>
             </w:r>
           </w:p>
         </w:tc>
@@ -3588,7 +3588,7 @@
                 <w:sz w:val="16"/>
                 <w:szCs w:val="16"/>
               </w:rPr>
-              <w:t xml:space="preserve"> Emilio</w:t>
+              <w:t xml:space="preserve"> Ana</w:t>
             </w:r>
           </w:p>
           <w:p>
@@ -3614,7 +3614,7 @@
                 <w:sz w:val="16"/>
                 <w:szCs w:val="16"/>
               </w:rPr>
-              <w:t xml:space="preserve"> Ana</w:t>
+              <w:t xml:space="preserve"> Almudena</w:t>
             </w:r>
           </w:p>
         </w:tc>
@@ -3760,7 +3760,7 @@
                 <w:sz w:val="16"/>
                 <w:szCs w:val="16"/>
               </w:rPr>
-              <w:t xml:space="preserve"> Asís</w:t>
+              <w:t xml:space="preserve"> Eva</w:t>
             </w:r>
           </w:p>
           <w:p>
@@ -4072,7 +4072,7 @@
                 <w:sz w:val="16"/>
                 <w:szCs w:val="16"/>
               </w:rPr>
-              <w:t xml:space="preserve"> Eva</w:t>
+              <w:t xml:space="preserve"> Carlota</w:t>
             </w:r>
           </w:p>
           <w:p>
@@ -4124,33 +4124,33 @@
                 <w:sz w:val="16"/>
                 <w:szCs w:val="16"/>
               </w:rPr>
+              <w:t xml:space="preserve"> Fátima</w:t>
+            </w:r>
+          </w:p>
+          <w:p>
+            <w:pPr>
+              <w:spacing w:after="0" w:before="8"/>
+            </w:pPr>
+            <w:r>
+              <w:rPr>
+                <w:rFonts w:ascii="Consolas" w:cs="Consolas" w:eastAsia="Consolas" w:hAnsi="Consolas"/>
+                <w:b/>
+                <w:bCs/>
+                <w:color w:val="4A5A62"/>
+                <w:sz w:val="13"/>
+                <w:szCs w:val="13"/>
+              </w:rPr>
+              <w:t xml:space="preserve">QX  </w:t>
+            </w:r>
+            <w:r>
+              <w:rPr>
+                <w:i w:val="false"/>
+                <w:iCs w:val="false"/>
+                <w:color w:val="16242B"/>
+                <w:sz w:val="16"/>
+                <w:szCs w:val="16"/>
+              </w:rPr>
               <w:t xml:space="preserve"> Emilio</w:t>
-            </w:r>
-          </w:p>
-          <w:p>
-            <w:pPr>
-              <w:spacing w:after="0" w:before="8"/>
-            </w:pPr>
-            <w:r>
-              <w:rPr>
-                <w:rFonts w:ascii="Consolas" w:cs="Consolas" w:eastAsia="Consolas" w:hAnsi="Consolas"/>
-                <w:b/>
-                <w:bCs/>
-                <w:color w:val="4A5A62"/>
-                <w:sz w:val="13"/>
-                <w:szCs w:val="13"/>
-              </w:rPr>
-              <w:t xml:space="preserve">QX  </w:t>
-            </w:r>
-            <w:r>
-              <w:rPr>
-                <w:i w:val="false"/>
-                <w:iCs w:val="false"/>
-                <w:color w:val="16242B"/>
-                <w:sz w:val="16"/>
-                <w:szCs w:val="16"/>
-              </w:rPr>
-              <w:t xml:space="preserve"> Fátima</w:t>
             </w:r>
           </w:p>
         </w:tc>
@@ -4428,7 +4428,7 @@
                 <w:sz w:val="16"/>
                 <w:szCs w:val="16"/>
               </w:rPr>
-              <w:t xml:space="preserve"> Carlota</w:t>
+              <w:t xml:space="preserve"> Patricia</w:t>
             </w:r>
           </w:p>
           <w:p>
@@ -4480,33 +4480,33 @@
                 <w:sz w:val="16"/>
                 <w:szCs w:val="16"/>
               </w:rPr>
+              <w:t xml:space="preserve"> Isabel</w:t>
+            </w:r>
+          </w:p>
+          <w:p>
+            <w:pPr>
+              <w:spacing w:after="0" w:before="8"/>
+            </w:pPr>
+            <w:r>
+              <w:rPr>
+                <w:rFonts w:ascii="Consolas" w:cs="Consolas" w:eastAsia="Consolas" w:hAnsi="Consolas"/>
+                <w:b/>
+                <w:bCs/>
+                <w:color w:val="4A5A62"/>
+                <w:sz w:val="13"/>
+                <w:szCs w:val="13"/>
+              </w:rPr>
+              <w:t xml:space="preserve">QX  </w:t>
+            </w:r>
+            <w:r>
+              <w:rPr>
+                <w:i w:val="false"/>
+                <w:iCs w:val="false"/>
+                <w:color w:val="16242B"/>
+                <w:sz w:val="16"/>
+                <w:szCs w:val="16"/>
+              </w:rPr>
               <w:t xml:space="preserve"> Almudena</w:t>
-            </w:r>
-          </w:p>
-          <w:p>
-            <w:pPr>
-              <w:spacing w:after="0" w:before="8"/>
-            </w:pPr>
-            <w:r>
-              <w:rPr>
-                <w:rFonts w:ascii="Consolas" w:cs="Consolas" w:eastAsia="Consolas" w:hAnsi="Consolas"/>
-                <w:b/>
-                <w:bCs/>
-                <w:color w:val="4A5A62"/>
-                <w:sz w:val="13"/>
-                <w:szCs w:val="13"/>
-              </w:rPr>
-              <w:t xml:space="preserve">QX  </w:t>
-            </w:r>
-            <w:r>
-              <w:rPr>
-                <w:i w:val="false"/>
-                <w:iCs w:val="false"/>
-                <w:color w:val="16242B"/>
-                <w:sz w:val="16"/>
-                <w:szCs w:val="16"/>
-              </w:rPr>
-              <w:t xml:space="preserve"> Isabel</w:t>
             </w:r>
           </w:p>
         </w:tc>
@@ -4652,33 +4652,33 @@
                 <w:sz w:val="16"/>
                 <w:szCs w:val="16"/>
               </w:rPr>
+              <w:t xml:space="preserve"> Antonio</w:t>
+            </w:r>
+          </w:p>
+          <w:p>
+            <w:pPr>
+              <w:spacing w:after="0" w:before="8"/>
+            </w:pPr>
+            <w:r>
+              <w:rPr>
+                <w:rFonts w:ascii="Consolas" w:cs="Consolas" w:eastAsia="Consolas" w:hAnsi="Consolas"/>
+                <w:b/>
+                <w:bCs/>
+                <w:color w:val="4A5A62"/>
+                <w:sz w:val="13"/>
+                <w:szCs w:val="13"/>
+              </w:rPr>
+              <w:t xml:space="preserve">QX  </w:t>
+            </w:r>
+            <w:r>
+              <w:rPr>
+                <w:i w:val="false"/>
+                <w:iCs w:val="false"/>
+                <w:color w:val="16242B"/>
+                <w:sz w:val="16"/>
+                <w:szCs w:val="16"/>
+              </w:rPr>
               <w:t xml:space="preserve"> Eva</w:t>
-            </w:r>
-          </w:p>
-          <w:p>
-            <w:pPr>
-              <w:spacing w:after="0" w:before="8"/>
-            </w:pPr>
-            <w:r>
-              <w:rPr>
-                <w:rFonts w:ascii="Consolas" w:cs="Consolas" w:eastAsia="Consolas" w:hAnsi="Consolas"/>
-                <w:b/>
-                <w:bCs/>
-                <w:color w:val="4A5A62"/>
-                <w:sz w:val="13"/>
-                <w:szCs w:val="13"/>
-              </w:rPr>
-              <w:t xml:space="preserve">QX  </w:t>
-            </w:r>
-            <w:r>
-              <w:rPr>
-                <w:i w:val="false"/>
-                <w:iCs w:val="false"/>
-                <w:color w:val="16242B"/>
-                <w:sz w:val="16"/>
-                <w:szCs w:val="16"/>
-              </w:rPr>
-              <w:t xml:space="preserve"> Antonio</w:t>
             </w:r>
           </w:p>
         </w:tc>
@@ -4798,59 +4798,59 @@
                 <w:sz w:val="16"/>
                 <w:szCs w:val="16"/>
               </w:rPr>
+              <w:t xml:space="preserve"> Patri</w:t>
+            </w:r>
+          </w:p>
+          <w:p>
+            <w:pPr>
+              <w:spacing w:after="0" w:before="8"/>
+            </w:pPr>
+            <w:r>
+              <w:rPr>
+                <w:rFonts w:ascii="Consolas" w:cs="Consolas" w:eastAsia="Consolas" w:hAnsi="Consolas"/>
+                <w:b/>
+                <w:bCs/>
+                <w:color w:val="4A5A62"/>
+                <w:sz w:val="13"/>
+                <w:szCs w:val="13"/>
+              </w:rPr>
+              <w:t xml:space="preserve">QX  </w:t>
+            </w:r>
+            <w:r>
+              <w:rPr>
+                <w:i w:val="false"/>
+                <w:iCs w:val="false"/>
+                <w:color w:val="16242B"/>
+                <w:sz w:val="16"/>
+                <w:szCs w:val="16"/>
+              </w:rPr>
+              <w:t xml:space="preserve"> Emilio</w:t>
+            </w:r>
+          </w:p>
+          <w:p>
+            <w:pPr>
+              <w:spacing w:after="0" w:before="8"/>
+            </w:pPr>
+            <w:r>
+              <w:rPr>
+                <w:rFonts w:ascii="Consolas" w:cs="Consolas" w:eastAsia="Consolas" w:hAnsi="Consolas"/>
+                <w:b/>
+                <w:bCs/>
+                <w:color w:val="4A5A62"/>
+                <w:sz w:val="13"/>
+                <w:szCs w:val="13"/>
+              </w:rPr>
+              <w:t xml:space="preserve">QX  </w:t>
+            </w:r>
+            <w:r>
+              <w:rPr>
+                <w:i w:val="false"/>
+                <w:iCs w:val="false"/>
+                <w:color w:val="16242B"/>
+                <w:sz w:val="16"/>
+                <w:szCs w:val="16"/>
+              </w:rPr>
               <w:t xml:space="preserve"> Ana G.</w:t>
-            </w:r>
-          </w:p>
-          <w:p>
-            <w:pPr>
-              <w:spacing w:after="0" w:before="8"/>
-            </w:pPr>
-            <w:r>
-              <w:rPr>
-                <w:rFonts w:ascii="Consolas" w:cs="Consolas" w:eastAsia="Consolas" w:hAnsi="Consolas"/>
-                <w:b/>
-                <w:bCs/>
-                <w:color w:val="4A5A62"/>
-                <w:sz w:val="13"/>
-                <w:szCs w:val="13"/>
-              </w:rPr>
-              <w:t xml:space="preserve">QX  </w:t>
-            </w:r>
-            <w:r>
-              <w:rPr>
-                <w:i w:val="false"/>
-                <w:iCs w:val="false"/>
-                <w:color w:val="16242B"/>
-                <w:sz w:val="16"/>
-                <w:szCs w:val="16"/>
-              </w:rPr>
-              <w:t xml:space="preserve"> Emilio</w:t>
-            </w:r>
-          </w:p>
-          <w:p>
-            <w:pPr>
-              <w:spacing w:after="0" w:before="8"/>
-            </w:pPr>
-            <w:r>
-              <w:rPr>
-                <w:rFonts w:ascii="Consolas" w:cs="Consolas" w:eastAsia="Consolas" w:hAnsi="Consolas"/>
-                <w:b/>
-                <w:bCs/>
-                <w:color w:val="4A5A62"/>
-                <w:sz w:val="13"/>
-                <w:szCs w:val="13"/>
-              </w:rPr>
-              <w:t xml:space="preserve">QX  </w:t>
-            </w:r>
-            <w:r>
-              <w:rPr>
-                <w:i w:val="false"/>
-                <w:iCs w:val="false"/>
-                <w:color w:val="16242B"/>
-                <w:sz w:val="16"/>
-                <w:szCs w:val="16"/>
-              </w:rPr>
-              <w:t xml:space="preserve"> Marc</w:t>
             </w:r>
           </w:p>
         </w:tc>
@@ -6209,7 +6209,7 @@
                 <w:sz w:val="18"/>
                 <w:szCs w:val="18"/>
               </w:rPr>
-              <w:t xml:space="preserve">2</w:t>
+              <w:t xml:space="preserve">3</w:t>
             </w:r>
           </w:p>
         </w:tc>
@@ -6961,7 +6961,7 @@
                 <w:sz w:val="18"/>
                 <w:szCs w:val="18"/>
               </w:rPr>
-              <w:t xml:space="preserve">2</w:t>
+              <w:t xml:space="preserve">3</w:t>
             </w:r>
           </w:p>
         </w:tc>
@@ -7149,7 +7149,7 @@
                 <w:sz w:val="18"/>
                 <w:szCs w:val="18"/>
               </w:rPr>
-              <w:t xml:space="preserve">2</w:t>
+              <w:t xml:space="preserve">3</w:t>
             </w:r>
           </w:p>
         </w:tc>
@@ -7525,7 +7525,7 @@
                 <w:sz w:val="18"/>
                 <w:szCs w:val="18"/>
               </w:rPr>
-              <w:t xml:space="preserve">2</w:t>
+              <w:t xml:space="preserve">3</w:t>
             </w:r>
           </w:p>
         </w:tc>
@@ -7713,7 +7713,7 @@
                 <w:sz w:val="18"/>
                 <w:szCs w:val="18"/>
               </w:rPr>
-              <w:t xml:space="preserve">5</w:t>
+              <w:t xml:space="preserve">6</w:t>
             </w:r>
           </w:p>
         </w:tc>
@@ -7901,7 +7901,7 @@
                 <w:sz w:val="18"/>
                 <w:szCs w:val="18"/>
               </w:rPr>
-              <w:t xml:space="preserve">5</w:t>
+              <w:t xml:space="preserve">4</w:t>
             </w:r>
           </w:p>
         </w:tc>
@@ -8277,7 +8277,7 @@
                 <w:sz w:val="18"/>
                 <w:szCs w:val="18"/>
               </w:rPr>
-              <w:t xml:space="preserve">5</w:t>
+              <w:t xml:space="preserve">4</w:t>
             </w:r>
           </w:p>
         </w:tc>
@@ -8465,7 +8465,7 @@
                 <w:sz w:val="18"/>
                 <w:szCs w:val="18"/>
               </w:rPr>
-              <w:t xml:space="preserve">5</w:t>
+              <w:t xml:space="preserve">3</w:t>
             </w:r>
           </w:p>
         </w:tc>
@@ -8684,7 +8684,7 @@
                 <w:sz w:val="18"/>
                 <w:szCs w:val="18"/>
               </w:rPr>
-              <w:t xml:space="preserve">2</w:t>
+              <w:t xml:space="preserve">1</w:t>
             </w:r>
           </w:p>
         </w:tc>
@@ -8841,7 +8841,7 @@
                 <w:sz w:val="18"/>
                 <w:szCs w:val="18"/>
               </w:rPr>
-              <w:t xml:space="preserve">4</w:t>
+              <w:t xml:space="preserve">3</w:t>
             </w:r>
           </w:p>
         </w:tc>
@@ -8872,7 +8872,7 @@
                 <w:sz w:val="18"/>
                 <w:szCs w:val="18"/>
               </w:rPr>
-              <w:t xml:space="preserve">1</w:t>
+              <w:t xml:space="preserve">2</w:t>
             </w:r>
           </w:p>
         </w:tc>
@@ -9436,7 +9436,7 @@
                 <w:sz w:val="18"/>
                 <w:szCs w:val="18"/>
               </w:rPr>
-              <w:t xml:space="preserve">2</w:t>
+              <w:t xml:space="preserve">1</w:t>
             </w:r>
           </w:p>
         </w:tc>
@@ -10000,7 +10000,7 @@
                 <w:sz w:val="18"/>
                 <w:szCs w:val="18"/>
               </w:rPr>
-              <w:t xml:space="preserve">1</w:t>
+              <w:t xml:space="preserve">2</w:t>
             </w:r>
           </w:p>
         </w:tc>
@@ -10031,7 +10031,7 @@
                 <w:sz w:val="18"/>
                 <w:szCs w:val="18"/>
               </w:rPr>
-              <w:t xml:space="preserve">3</w:t>
+              <w:t xml:space="preserve">2</w:t>
             </w:r>
           </w:p>
         </w:tc>
@@ -10783,7 +10783,7 @@
                 <w:sz w:val="18"/>
                 <w:szCs w:val="18"/>
               </w:rPr>
-              <w:t xml:space="preserve">6</w:t>
+              <w:t xml:space="preserve">7</w:t>
             </w:r>
           </w:p>
         </w:tc>
@@ -11808,7 +11808,7 @@
                 <w:sz w:val="18"/>
                 <w:szCs w:val="18"/>
               </w:rPr>
-              <w:t xml:space="preserve">+6</w:t>
+              <w:t xml:space="preserve">+7</w:t>
             </w:r>
           </w:p>
         </w:tc>
@@ -11839,7 +11839,7 @@
                 <w:sz w:val="18"/>
                 <w:szCs w:val="18"/>
               </w:rPr>
-              <w:t xml:space="preserve">38</w:t>
+              <w:t xml:space="preserve">39</w:t>
             </w:r>
           </w:p>
         </w:tc>
@@ -12246,7 +12246,7 @@
                 <w:sz w:val="18"/>
                 <w:szCs w:val="18"/>
               </w:rPr>
-              <w:t xml:space="preserve">+3</w:t>
+              <w:t xml:space="preserve">+2</w:t>
             </w:r>
           </w:p>
         </w:tc>
@@ -12277,7 +12277,7 @@
                 <w:sz w:val="18"/>
                 <w:szCs w:val="18"/>
               </w:rPr>
-              <w:t xml:space="preserve">37</w:t>
+              <w:t xml:space="preserve">36</w:t>
             </w:r>
           </w:p>
         </w:tc>

--- a/projects/guardias-noviembre-2026/Guardias_Noviembre_2026.docx
+++ b/projects/guardias-noviembre-2026/Guardias_Noviembre_2026.docx
@@ -1080,7 +1080,7 @@
                 <w:sz w:val="16"/>
                 <w:szCs w:val="16"/>
               </w:rPr>
-              <w:t xml:space="preserve"> Fabián</w:t>
+              <w:t xml:space="preserve"> Patri</w:t>
             </w:r>
           </w:p>
           <w:p>
@@ -1304,7 +1304,7 @@
                 <w:sz w:val="16"/>
                 <w:szCs w:val="16"/>
               </w:rPr>
-              <w:t xml:space="preserve"> Miriam</w:t>
+              <w:t xml:space="preserve"> Tania</w:t>
             </w:r>
           </w:p>
         </w:tc>
@@ -1434,59 +1434,59 @@
                 <w:sz w:val="16"/>
                 <w:szCs w:val="16"/>
               </w:rPr>
+              <w:t xml:space="preserve"> Fabián</w:t>
+            </w:r>
+          </w:p>
+          <w:p>
+            <w:pPr>
+              <w:spacing w:after="0" w:before="8"/>
+            </w:pPr>
+            <w:r>
+              <w:rPr>
+                <w:rFonts w:ascii="Consolas" w:cs="Consolas" w:eastAsia="Consolas" w:hAnsi="Consolas"/>
+                <w:b/>
+                <w:bCs/>
+                <w:color w:val="4A5A62"/>
+                <w:sz w:val="13"/>
+                <w:szCs w:val="13"/>
+              </w:rPr>
+              <w:t xml:space="preserve">QX  </w:t>
+            </w:r>
+            <w:r>
+              <w:rPr>
+                <w:i w:val="false"/>
+                <w:iCs w:val="false"/>
+                <w:color w:val="16242B"/>
+                <w:sz w:val="16"/>
+                <w:szCs w:val="16"/>
+              </w:rPr>
+              <w:t xml:space="preserve"> Almudena</w:t>
+            </w:r>
+          </w:p>
+          <w:p>
+            <w:pPr>
+              <w:spacing w:after="0" w:before="8"/>
+            </w:pPr>
+            <w:r>
+              <w:rPr>
+                <w:rFonts w:ascii="Consolas" w:cs="Consolas" w:eastAsia="Consolas" w:hAnsi="Consolas"/>
+                <w:b/>
+                <w:bCs/>
+                <w:color w:val="4A5A62"/>
+                <w:sz w:val="13"/>
+                <w:szCs w:val="13"/>
+              </w:rPr>
+              <w:t xml:space="preserve">QX  </w:t>
+            </w:r>
+            <w:r>
+              <w:rPr>
+                <w:i w:val="false"/>
+                <w:iCs w:val="false"/>
+                <w:color w:val="16242B"/>
+                <w:sz w:val="16"/>
+                <w:szCs w:val="16"/>
+              </w:rPr>
               <w:t xml:space="preserve"> Sandra</w:t>
-            </w:r>
-          </w:p>
-          <w:p>
-            <w:pPr>
-              <w:spacing w:after="0" w:before="8"/>
-            </w:pPr>
-            <w:r>
-              <w:rPr>
-                <w:rFonts w:ascii="Consolas" w:cs="Consolas" w:eastAsia="Consolas" w:hAnsi="Consolas"/>
-                <w:b/>
-                <w:bCs/>
-                <w:color w:val="4A5A62"/>
-                <w:sz w:val="13"/>
-                <w:szCs w:val="13"/>
-              </w:rPr>
-              <w:t xml:space="preserve">QX  </w:t>
-            </w:r>
-            <w:r>
-              <w:rPr>
-                <w:i w:val="false"/>
-                <w:iCs w:val="false"/>
-                <w:color w:val="16242B"/>
-                <w:sz w:val="16"/>
-                <w:szCs w:val="16"/>
-              </w:rPr>
-              <w:t xml:space="preserve"> Tania</w:t>
-            </w:r>
-          </w:p>
-          <w:p>
-            <w:pPr>
-              <w:spacing w:after="0" w:before="8"/>
-            </w:pPr>
-            <w:r>
-              <w:rPr>
-                <w:rFonts w:ascii="Consolas" w:cs="Consolas" w:eastAsia="Consolas" w:hAnsi="Consolas"/>
-                <w:b/>
-                <w:bCs/>
-                <w:color w:val="4A5A62"/>
-                <w:sz w:val="13"/>
-                <w:szCs w:val="13"/>
-              </w:rPr>
-              <w:t xml:space="preserve">QX  </w:t>
-            </w:r>
-            <w:r>
-              <w:rPr>
-                <w:i w:val="false"/>
-                <w:iCs w:val="false"/>
-                <w:color w:val="16242B"/>
-                <w:sz w:val="16"/>
-                <w:szCs w:val="16"/>
-              </w:rPr>
-              <w:t xml:space="preserve"> Almudena</w:t>
             </w:r>
           </w:p>
         </w:tc>
@@ -1798,59 +1798,59 @@
                 <w:sz w:val="16"/>
                 <w:szCs w:val="16"/>
               </w:rPr>
+              <w:t xml:space="preserve"> Almudena</w:t>
+            </w:r>
+          </w:p>
+          <w:p>
+            <w:pPr>
+              <w:spacing w:after="0" w:before="8"/>
+            </w:pPr>
+            <w:r>
+              <w:rPr>
+                <w:rFonts w:ascii="Consolas" w:cs="Consolas" w:eastAsia="Consolas" w:hAnsi="Consolas"/>
+                <w:b/>
+                <w:bCs/>
+                <w:color w:val="4A5A62"/>
+                <w:sz w:val="13"/>
+                <w:szCs w:val="13"/>
+              </w:rPr>
+              <w:t xml:space="preserve">QX  </w:t>
+            </w:r>
+            <w:r>
+              <w:rPr>
+                <w:i w:val="false"/>
+                <w:iCs w:val="false"/>
+                <w:color w:val="16242B"/>
+                <w:sz w:val="16"/>
+                <w:szCs w:val="16"/>
+              </w:rPr>
+              <w:t xml:space="preserve"> Tania</w:t>
+            </w:r>
+          </w:p>
+          <w:p>
+            <w:pPr>
+              <w:spacing w:after="0" w:before="8"/>
+            </w:pPr>
+            <w:r>
+              <w:rPr>
+                <w:rFonts w:ascii="Consolas" w:cs="Consolas" w:eastAsia="Consolas" w:hAnsi="Consolas"/>
+                <w:b/>
+                <w:bCs/>
+                <w:color w:val="4A5A62"/>
+                <w:sz w:val="13"/>
+                <w:szCs w:val="13"/>
+              </w:rPr>
+              <w:t xml:space="preserve">QX  </w:t>
+            </w:r>
+            <w:r>
+              <w:rPr>
+                <w:i w:val="false"/>
+                <w:iCs w:val="false"/>
+                <w:color w:val="16242B"/>
+                <w:sz w:val="16"/>
+                <w:szCs w:val="16"/>
+              </w:rPr>
               <w:t xml:space="preserve"> Sandra</w:t>
-            </w:r>
-          </w:p>
-          <w:p>
-            <w:pPr>
-              <w:spacing w:after="0" w:before="8"/>
-            </w:pPr>
-            <w:r>
-              <w:rPr>
-                <w:rFonts w:ascii="Consolas" w:cs="Consolas" w:eastAsia="Consolas" w:hAnsi="Consolas"/>
-                <w:b/>
-                <w:bCs/>
-                <w:color w:val="4A5A62"/>
-                <w:sz w:val="13"/>
-                <w:szCs w:val="13"/>
-              </w:rPr>
-              <w:t xml:space="preserve">QX  </w:t>
-            </w:r>
-            <w:r>
-              <w:rPr>
-                <w:i w:val="false"/>
-                <w:iCs w:val="false"/>
-                <w:color w:val="16242B"/>
-                <w:sz w:val="16"/>
-                <w:szCs w:val="16"/>
-              </w:rPr>
-              <w:t xml:space="preserve"> Tania</w:t>
-            </w:r>
-          </w:p>
-          <w:p>
-            <w:pPr>
-              <w:spacing w:after="0" w:before="8"/>
-            </w:pPr>
-            <w:r>
-              <w:rPr>
-                <w:rFonts w:ascii="Consolas" w:cs="Consolas" w:eastAsia="Consolas" w:hAnsi="Consolas"/>
-                <w:b/>
-                <w:bCs/>
-                <w:color w:val="4A5A62"/>
-                <w:sz w:val="13"/>
-                <w:szCs w:val="13"/>
-              </w:rPr>
-              <w:t xml:space="preserve">QX  </w:t>
-            </w:r>
-            <w:r>
-              <w:rPr>
-                <w:i w:val="false"/>
-                <w:iCs w:val="false"/>
-                <w:color w:val="16242B"/>
-                <w:sz w:val="16"/>
-                <w:szCs w:val="16"/>
-              </w:rPr>
-              <w:t xml:space="preserve"> Almudena</w:t>
             </w:r>
           </w:p>
         </w:tc>
@@ -2180,7 +2180,7 @@
                 <w:sz w:val="16"/>
                 <w:szCs w:val="16"/>
               </w:rPr>
-              <w:t xml:space="preserve"> Mercedes</w:t>
+              <w:t xml:space="preserve"> Miriam</w:t>
             </w:r>
           </w:p>
           <w:p>
@@ -2206,7 +2206,7 @@
                 <w:sz w:val="16"/>
                 <w:szCs w:val="16"/>
               </w:rPr>
-              <w:t xml:space="preserve"> Miriam</w:t>
+              <w:t xml:space="preserve"> Emilio</w:t>
             </w:r>
           </w:p>
         </w:tc>
@@ -3416,7 +3416,7 @@
                 <w:sz w:val="16"/>
                 <w:szCs w:val="16"/>
               </w:rPr>
-              <w:t xml:space="preserve"> Aitor</w:t>
+              <w:t xml:space="preserve"> Antonio</w:t>
             </w:r>
           </w:p>
           <w:p>
@@ -3442,7 +3442,7 @@
                 <w:sz w:val="16"/>
                 <w:szCs w:val="16"/>
               </w:rPr>
-              <w:t xml:space="preserve"> Antonio</w:t>
+              <w:t xml:space="preserve"> Tania</w:t>
             </w:r>
           </w:p>
         </w:tc>
@@ -3760,33 +3760,33 @@
                 <w:sz w:val="16"/>
                 <w:szCs w:val="16"/>
               </w:rPr>
+              <w:t xml:space="preserve"> Miriam</w:t>
+            </w:r>
+          </w:p>
+          <w:p>
+            <w:pPr>
+              <w:spacing w:after="0" w:before="8"/>
+            </w:pPr>
+            <w:r>
+              <w:rPr>
+                <w:rFonts w:ascii="Consolas" w:cs="Consolas" w:eastAsia="Consolas" w:hAnsi="Consolas"/>
+                <w:b/>
+                <w:bCs/>
+                <w:color w:val="4A5A62"/>
+                <w:sz w:val="13"/>
+                <w:szCs w:val="13"/>
+              </w:rPr>
+              <w:t xml:space="preserve">QX  </w:t>
+            </w:r>
+            <w:r>
+              <w:rPr>
+                <w:i w:val="false"/>
+                <w:iCs w:val="false"/>
+                <w:color w:val="16242B"/>
+                <w:sz w:val="16"/>
+                <w:szCs w:val="16"/>
+              </w:rPr>
               <w:t xml:space="preserve"> Eva</w:t>
-            </w:r>
-          </w:p>
-          <w:p>
-            <w:pPr>
-              <w:spacing w:after="0" w:before="8"/>
-            </w:pPr>
-            <w:r>
-              <w:rPr>
-                <w:rFonts w:ascii="Consolas" w:cs="Consolas" w:eastAsia="Consolas" w:hAnsi="Consolas"/>
-                <w:b/>
-                <w:bCs/>
-                <w:color w:val="4A5A62"/>
-                <w:sz w:val="13"/>
-                <w:szCs w:val="13"/>
-              </w:rPr>
-              <w:t xml:space="preserve">QX  </w:t>
-            </w:r>
-            <w:r>
-              <w:rPr>
-                <w:i w:val="false"/>
-                <w:iCs w:val="false"/>
-                <w:color w:val="16242B"/>
-                <w:sz w:val="16"/>
-                <w:szCs w:val="16"/>
-              </w:rPr>
-              <w:t xml:space="preserve"> Marc</w:t>
             </w:r>
           </w:p>
         </w:tc>
@@ -4652,7 +4652,7 @@
                 <w:sz w:val="16"/>
                 <w:szCs w:val="16"/>
               </w:rPr>
-              <w:t xml:space="preserve"> Antonio</w:t>
+              <w:t xml:space="preserve"> Aitor</w:t>
             </w:r>
           </w:p>
           <w:p>
@@ -4798,7 +4798,7 @@
                 <w:sz w:val="16"/>
                 <w:szCs w:val="16"/>
               </w:rPr>
-              <w:t xml:space="preserve"> Patri</w:t>
+              <w:t xml:space="preserve"> Ana G.</w:t>
             </w:r>
           </w:p>
           <w:p>
@@ -4824,33 +4824,33 @@
                 <w:sz w:val="16"/>
                 <w:szCs w:val="16"/>
               </w:rPr>
+              <w:t xml:space="preserve"> Mercedes</w:t>
+            </w:r>
+          </w:p>
+          <w:p>
+            <w:pPr>
+              <w:spacing w:after="0" w:before="8"/>
+            </w:pPr>
+            <w:r>
+              <w:rPr>
+                <w:rFonts w:ascii="Consolas" w:cs="Consolas" w:eastAsia="Consolas" w:hAnsi="Consolas"/>
+                <w:b/>
+                <w:bCs/>
+                <w:color w:val="4A5A62"/>
+                <w:sz w:val="13"/>
+                <w:szCs w:val="13"/>
+              </w:rPr>
+              <w:t xml:space="preserve">QX  </w:t>
+            </w:r>
+            <w:r>
+              <w:rPr>
+                <w:i w:val="false"/>
+                <w:iCs w:val="false"/>
+                <w:color w:val="16242B"/>
+                <w:sz w:val="16"/>
+                <w:szCs w:val="16"/>
+              </w:rPr>
               <w:t xml:space="preserve"> Emilio</w:t>
-            </w:r>
-          </w:p>
-          <w:p>
-            <w:pPr>
-              <w:spacing w:after="0" w:before="8"/>
-            </w:pPr>
-            <w:r>
-              <w:rPr>
-                <w:rFonts w:ascii="Consolas" w:cs="Consolas" w:eastAsia="Consolas" w:hAnsi="Consolas"/>
-                <w:b/>
-                <w:bCs/>
-                <w:color w:val="4A5A62"/>
-                <w:sz w:val="13"/>
-                <w:szCs w:val="13"/>
-              </w:rPr>
-              <w:t xml:space="preserve">QX  </w:t>
-            </w:r>
-            <w:r>
-              <w:rPr>
-                <w:i w:val="false"/>
-                <w:iCs w:val="false"/>
-                <w:color w:val="16242B"/>
-                <w:sz w:val="16"/>
-                <w:szCs w:val="16"/>
-              </w:rPr>
-              <w:t xml:space="preserve"> Ana G.</w:t>
             </w:r>
           </w:p>
         </w:tc>
@@ -8089,7 +8089,7 @@
                 <w:sz w:val="18"/>
                 <w:szCs w:val="18"/>
               </w:rPr>
-              <w:t xml:space="preserve">5</w:t>
+              <w:t xml:space="preserve">4</w:t>
             </w:r>
           </w:p>
         </w:tc>
@@ -8465,7 +8465,7 @@
                 <w:sz w:val="18"/>
                 <w:szCs w:val="18"/>
               </w:rPr>
-              <w:t xml:space="preserve">3</w:t>
+              <w:t xml:space="preserve">4</w:t>
             </w:r>
           </w:p>
         </w:tc>
@@ -8841,7 +8841,7 @@
                 <w:sz w:val="18"/>
                 <w:szCs w:val="18"/>
               </w:rPr>
-              <w:t xml:space="preserve">3</w:t>
+              <w:t xml:space="preserve">4</w:t>
             </w:r>
           </w:p>
         </w:tc>
@@ -9029,7 +9029,7 @@
                 <w:sz w:val="18"/>
                 <w:szCs w:val="18"/>
               </w:rPr>
-              <w:t xml:space="preserve">5</w:t>
+              <w:t xml:space="preserve">4</w:t>
             </w:r>
           </w:p>
         </w:tc>
@@ -9436,7 +9436,7 @@
                 <w:sz w:val="18"/>
                 <w:szCs w:val="18"/>
               </w:rPr>
-              <w:t xml:space="preserve">1</w:t>
+              <w:t xml:space="preserve">2</w:t>
             </w:r>
           </w:p>
         </w:tc>
@@ -10595,7 +10595,7 @@
                 <w:sz w:val="18"/>
                 <w:szCs w:val="18"/>
               </w:rPr>
-              <w:t xml:space="preserve">3</w:t>
+              <w:t xml:space="preserve">5</w:t>
             </w:r>
           </w:p>
         </w:tc>
@@ -11589,7 +11589,7 @@
                 <w:sz w:val="18"/>
                 <w:szCs w:val="18"/>
               </w:rPr>
-              <w:t xml:space="preserve">+3</w:t>
+              <w:t xml:space="preserve">+5</w:t>
             </w:r>
           </w:p>
         </w:tc>
@@ -11620,7 +11620,7 @@
                 <w:sz w:val="18"/>
                 <w:szCs w:val="18"/>
               </w:rPr>
-              <w:t xml:space="preserve">39</w:t>
+              <w:t xml:space="preserve">41</w:t>
             </w:r>
           </w:p>
         </w:tc>

--- a/projects/guardias-noviembre-2026/Guardias_Noviembre_2026.docx
+++ b/projects/guardias-noviembre-2026/Guardias_Noviembre_2026.docx
@@ -2180,7 +2180,7 @@
                 <w:sz w:val="16"/>
                 <w:szCs w:val="16"/>
               </w:rPr>
-              <w:t xml:space="preserve"> Miriam</w:t>
+              <w:t xml:space="preserve"> David</w:t>
             </w:r>
           </w:p>
           <w:p>
@@ -2654,85 +2654,85 @@
                 <w:sz w:val="16"/>
                 <w:szCs w:val="16"/>
               </w:rPr>
+              <w:t xml:space="preserve"> Eva</w:t>
+            </w:r>
+          </w:p>
+          <w:p>
+            <w:pPr>
+              <w:spacing w:after="0" w:before="8"/>
+            </w:pPr>
+            <w:r>
+              <w:rPr>
+                <w:rFonts w:ascii="Consolas" w:cs="Consolas" w:eastAsia="Consolas" w:hAnsi="Consolas"/>
+                <w:b/>
+                <w:bCs/>
+                <w:color w:val="1F6474"/>
+                <w:sz w:val="13"/>
+                <w:szCs w:val="13"/>
+              </w:rPr>
+              <w:t xml:space="preserve">MAY </w:t>
+            </w:r>
+            <w:r>
+              <w:rPr>
+                <w:i w:val="false"/>
+                <w:iCs w:val="false"/>
+                <w:color w:val="16242B"/>
+                <w:sz w:val="16"/>
+                <w:szCs w:val="16"/>
+              </w:rPr>
+              <w:t xml:space="preserve"> Patri</w:t>
+            </w:r>
+          </w:p>
+          <w:p>
+            <w:pPr>
+              <w:spacing w:after="0" w:before="8"/>
+            </w:pPr>
+            <w:r>
+              <w:rPr>
+                <w:rFonts w:ascii="Consolas" w:cs="Consolas" w:eastAsia="Consolas" w:hAnsi="Consolas"/>
+                <w:b/>
+                <w:bCs/>
+                <w:color w:val="4A5A62"/>
+                <w:sz w:val="13"/>
+                <w:szCs w:val="13"/>
+              </w:rPr>
+              <w:t xml:space="preserve">QX  </w:t>
+            </w:r>
+            <w:r>
+              <w:rPr>
+                <w:i w:val="false"/>
+                <w:iCs w:val="false"/>
+                <w:color w:val="16242B"/>
+                <w:sz w:val="16"/>
+                <w:szCs w:val="16"/>
+              </w:rPr>
+              <w:t xml:space="preserve"> David</w:t>
+            </w:r>
+          </w:p>
+          <w:p>
+            <w:pPr>
+              <w:spacing w:after="0" w:before="8"/>
+            </w:pPr>
+            <w:r>
+              <w:rPr>
+                <w:rFonts w:ascii="Consolas" w:cs="Consolas" w:eastAsia="Consolas" w:hAnsi="Consolas"/>
+                <w:b/>
+                <w:bCs/>
+                <w:color w:val="4A5A62"/>
+                <w:sz w:val="13"/>
+                <w:szCs w:val="13"/>
+              </w:rPr>
+              <w:t xml:space="preserve">QX  </w:t>
+            </w:r>
+            <w:r>
+              <w:rPr>
+                <w:i w:val="false"/>
+                <w:iCs w:val="false"/>
+                <w:color w:val="16242B"/>
+                <w:sz w:val="16"/>
+                <w:szCs w:val="16"/>
+              </w:rPr>
               <w:t xml:space="preserve"> Ana</w:t>
-            </w:r>
-          </w:p>
-          <w:p>
-            <w:pPr>
-              <w:spacing w:after="0" w:before="8"/>
-            </w:pPr>
-            <w:r>
-              <w:rPr>
-                <w:rFonts w:ascii="Consolas" w:cs="Consolas" w:eastAsia="Consolas" w:hAnsi="Consolas"/>
-                <w:b/>
-                <w:bCs/>
-                <w:color w:val="1F6474"/>
-                <w:sz w:val="13"/>
-                <w:szCs w:val="13"/>
-              </w:rPr>
-              <w:t xml:space="preserve">MAY </w:t>
-            </w:r>
-            <w:r>
-              <w:rPr>
-                <w:i w:val="false"/>
-                <w:iCs w:val="false"/>
-                <w:color w:val="16242B"/>
-                <w:sz w:val="16"/>
-                <w:szCs w:val="16"/>
-              </w:rPr>
-              <w:t xml:space="preserve"> Patri</w:t>
-            </w:r>
-          </w:p>
-          <w:p>
-            <w:pPr>
-              <w:spacing w:after="0" w:before="8"/>
-            </w:pPr>
-            <w:r>
-              <w:rPr>
-                <w:rFonts w:ascii="Consolas" w:cs="Consolas" w:eastAsia="Consolas" w:hAnsi="Consolas"/>
-                <w:b/>
-                <w:bCs/>
-                <w:color w:val="4A5A62"/>
-                <w:sz w:val="13"/>
-                <w:szCs w:val="13"/>
-              </w:rPr>
-              <w:t xml:space="preserve">QX  </w:t>
-            </w:r>
-            <w:r>
-              <w:rPr>
-                <w:i w:val="false"/>
-                <w:iCs w:val="false"/>
-                <w:color w:val="16242B"/>
-                <w:sz w:val="16"/>
-                <w:szCs w:val="16"/>
-              </w:rPr>
-              <w:t xml:space="preserve"> David</w:t>
-            </w:r>
-          </w:p>
-          <w:p>
-            <w:pPr>
-              <w:spacing w:after="0" w:before="8"/>
-            </w:pPr>
-            <w:r>
-              <w:rPr>
-                <w:rFonts w:ascii="Consolas" w:cs="Consolas" w:eastAsia="Consolas" w:hAnsi="Consolas"/>
-                <w:b/>
-                <w:bCs/>
-                <w:color w:val="4A5A62"/>
-                <w:sz w:val="13"/>
-                <w:szCs w:val="13"/>
-              </w:rPr>
-              <w:t xml:space="preserve">QX  </w:t>
-            </w:r>
-            <w:r>
-              <w:rPr>
-                <w:i w:val="false"/>
-                <w:iCs w:val="false"/>
-                <w:color w:val="16242B"/>
-                <w:sz w:val="16"/>
-                <w:szCs w:val="16"/>
-              </w:rPr>
-              <w:t xml:space="preserve"> Eva</w:t>
             </w:r>
           </w:p>
         </w:tc>
@@ -3018,85 +3018,85 @@
                 <w:sz w:val="16"/>
                 <w:szCs w:val="16"/>
               </w:rPr>
+              <w:t xml:space="preserve"> Eva</w:t>
+            </w:r>
+          </w:p>
+          <w:p>
+            <w:pPr>
+              <w:spacing w:after="0" w:before="8"/>
+            </w:pPr>
+            <w:r>
+              <w:rPr>
+                <w:rFonts w:ascii="Consolas" w:cs="Consolas" w:eastAsia="Consolas" w:hAnsi="Consolas"/>
+                <w:b/>
+                <w:bCs/>
+                <w:color w:val="1F6474"/>
+                <w:sz w:val="13"/>
+                <w:szCs w:val="13"/>
+              </w:rPr>
+              <w:t xml:space="preserve">MAY </w:t>
+            </w:r>
+            <w:r>
+              <w:rPr>
+                <w:i w:val="false"/>
+                <w:iCs w:val="false"/>
+                <w:color w:val="16242B"/>
+                <w:sz w:val="16"/>
+                <w:szCs w:val="16"/>
+              </w:rPr>
+              <w:t xml:space="preserve"> Patri</w:t>
+            </w:r>
+          </w:p>
+          <w:p>
+            <w:pPr>
+              <w:spacing w:after="0" w:before="8"/>
+            </w:pPr>
+            <w:r>
+              <w:rPr>
+                <w:rFonts w:ascii="Consolas" w:cs="Consolas" w:eastAsia="Consolas" w:hAnsi="Consolas"/>
+                <w:b/>
+                <w:bCs/>
+                <w:color w:val="4A5A62"/>
+                <w:sz w:val="13"/>
+                <w:szCs w:val="13"/>
+              </w:rPr>
+              <w:t xml:space="preserve">QX  </w:t>
+            </w:r>
+            <w:r>
+              <w:rPr>
+                <w:i w:val="false"/>
+                <w:iCs w:val="false"/>
+                <w:color w:val="16242B"/>
+                <w:sz w:val="16"/>
+                <w:szCs w:val="16"/>
+              </w:rPr>
+              <w:t xml:space="preserve"> David</w:t>
+            </w:r>
+          </w:p>
+          <w:p>
+            <w:pPr>
+              <w:spacing w:after="0" w:before="8"/>
+            </w:pPr>
+            <w:r>
+              <w:rPr>
+                <w:rFonts w:ascii="Consolas" w:cs="Consolas" w:eastAsia="Consolas" w:hAnsi="Consolas"/>
+                <w:b/>
+                <w:bCs/>
+                <w:color w:val="4A5A62"/>
+                <w:sz w:val="13"/>
+                <w:szCs w:val="13"/>
+              </w:rPr>
+              <w:t xml:space="preserve">QX  </w:t>
+            </w:r>
+            <w:r>
+              <w:rPr>
+                <w:i w:val="false"/>
+                <w:iCs w:val="false"/>
+                <w:color w:val="16242B"/>
+                <w:sz w:val="16"/>
+                <w:szCs w:val="16"/>
+              </w:rPr>
               <w:t xml:space="preserve"> Ana</w:t>
-            </w:r>
-          </w:p>
-          <w:p>
-            <w:pPr>
-              <w:spacing w:after="0" w:before="8"/>
-            </w:pPr>
-            <w:r>
-              <w:rPr>
-                <w:rFonts w:ascii="Consolas" w:cs="Consolas" w:eastAsia="Consolas" w:hAnsi="Consolas"/>
-                <w:b/>
-                <w:bCs/>
-                <w:color w:val="1F6474"/>
-                <w:sz w:val="13"/>
-                <w:szCs w:val="13"/>
-              </w:rPr>
-              <w:t xml:space="preserve">MAY </w:t>
-            </w:r>
-            <w:r>
-              <w:rPr>
-                <w:i w:val="false"/>
-                <w:iCs w:val="false"/>
-                <w:color w:val="16242B"/>
-                <w:sz w:val="16"/>
-                <w:szCs w:val="16"/>
-              </w:rPr>
-              <w:t xml:space="preserve"> Patri</w:t>
-            </w:r>
-          </w:p>
-          <w:p>
-            <w:pPr>
-              <w:spacing w:after="0" w:before="8"/>
-            </w:pPr>
-            <w:r>
-              <w:rPr>
-                <w:rFonts w:ascii="Consolas" w:cs="Consolas" w:eastAsia="Consolas" w:hAnsi="Consolas"/>
-                <w:b/>
-                <w:bCs/>
-                <w:color w:val="4A5A62"/>
-                <w:sz w:val="13"/>
-                <w:szCs w:val="13"/>
-              </w:rPr>
-              <w:t xml:space="preserve">QX  </w:t>
-            </w:r>
-            <w:r>
-              <w:rPr>
-                <w:i w:val="false"/>
-                <w:iCs w:val="false"/>
-                <w:color w:val="16242B"/>
-                <w:sz w:val="16"/>
-                <w:szCs w:val="16"/>
-              </w:rPr>
-              <w:t xml:space="preserve"> David</w:t>
-            </w:r>
-          </w:p>
-          <w:p>
-            <w:pPr>
-              <w:spacing w:after="0" w:before="8"/>
-            </w:pPr>
-            <w:r>
-              <w:rPr>
-                <w:rFonts w:ascii="Consolas" w:cs="Consolas" w:eastAsia="Consolas" w:hAnsi="Consolas"/>
-                <w:b/>
-                <w:bCs/>
-                <w:color w:val="4A5A62"/>
-                <w:sz w:val="13"/>
-                <w:szCs w:val="13"/>
-              </w:rPr>
-              <w:t xml:space="preserve">QX  </w:t>
-            </w:r>
-            <w:r>
-              <w:rPr>
-                <w:i w:val="false"/>
-                <w:iCs w:val="false"/>
-                <w:color w:val="16242B"/>
-                <w:sz w:val="16"/>
-                <w:szCs w:val="16"/>
-              </w:rPr>
-              <w:t xml:space="preserve"> Eva</w:t>
             </w:r>
           </w:p>
         </w:tc>
@@ -4996,7 +4996,7 @@
                 <w:sz w:val="16"/>
                 <w:szCs w:val="16"/>
               </w:rPr>
-              <w:t xml:space="preserve"> David</w:t>
+              <w:t xml:space="preserve"> Tania</w:t>
             </w:r>
           </w:p>
           <w:p>
@@ -5360,33 +5360,33 @@
                 <w:sz w:val="16"/>
                 <w:szCs w:val="16"/>
               </w:rPr>
+              <w:t xml:space="preserve"> Miriam</w:t>
+            </w:r>
+          </w:p>
+          <w:p>
+            <w:pPr>
+              <w:spacing w:after="0" w:before="8"/>
+            </w:pPr>
+            <w:r>
+              <w:rPr>
+                <w:rFonts w:ascii="Consolas" w:cs="Consolas" w:eastAsia="Consolas" w:hAnsi="Consolas"/>
+                <w:b/>
+                <w:bCs/>
+                <w:color w:val="4A5A62"/>
+                <w:sz w:val="13"/>
+                <w:szCs w:val="13"/>
+              </w:rPr>
+              <w:t xml:space="preserve">QX  </w:t>
+            </w:r>
+            <w:r>
+              <w:rPr>
+                <w:i w:val="false"/>
+                <w:iCs w:val="false"/>
+                <w:color w:val="16242B"/>
+                <w:sz w:val="16"/>
+                <w:szCs w:val="16"/>
+              </w:rPr>
               <w:t xml:space="preserve"> Antonio</w:t>
-            </w:r>
-          </w:p>
-          <w:p>
-            <w:pPr>
-              <w:spacing w:after="0" w:before="8"/>
-            </w:pPr>
-            <w:r>
-              <w:rPr>
-                <w:rFonts w:ascii="Consolas" w:cs="Consolas" w:eastAsia="Consolas" w:hAnsi="Consolas"/>
-                <w:b/>
-                <w:bCs/>
-                <w:color w:val="4A5A62"/>
-                <w:sz w:val="13"/>
-                <w:szCs w:val="13"/>
-              </w:rPr>
-              <w:t xml:space="preserve">QX  </w:t>
-            </w:r>
-            <w:r>
-              <w:rPr>
-                <w:i w:val="false"/>
-                <w:iCs w:val="false"/>
-                <w:color w:val="16242B"/>
-                <w:sz w:val="16"/>
-                <w:szCs w:val="16"/>
-              </w:rPr>
-              <w:t xml:space="preserve"> Tania</w:t>
             </w:r>
           </w:p>
         </w:tc>
@@ -6240,7 +6240,7 @@
                 <w:sz w:val="18"/>
                 <w:szCs w:val="18"/>
               </w:rPr>
-              <w:t xml:space="preserve">1</w:t>
+              <w:t xml:space="preserve">2</w:t>
             </w:r>
           </w:p>
         </w:tc>
@@ -6992,7 +6992,7 @@
                 <w:sz w:val="18"/>
                 <w:szCs w:val="18"/>
               </w:rPr>
-              <w:t xml:space="preserve">1</w:t>
+              <w:t xml:space="preserve">2</w:t>
             </w:r>
           </w:p>
         </w:tc>
@@ -7180,7 +7180,7 @@
                 <w:sz w:val="18"/>
                 <w:szCs w:val="18"/>
               </w:rPr>
-              <w:t xml:space="preserve">1</w:t>
+              <w:t xml:space="preserve">2</w:t>
             </w:r>
           </w:p>
         </w:tc>
@@ -7556,7 +7556,7 @@
                 <w:sz w:val="18"/>
                 <w:szCs w:val="18"/>
               </w:rPr>
-              <w:t xml:space="preserve">0</w:t>
+              <w:t xml:space="preserve">2</w:t>
             </w:r>
           </w:p>
         </w:tc>
@@ -7744,7 +7744,7 @@
                 <w:sz w:val="18"/>
                 <w:szCs w:val="18"/>
               </w:rPr>
-              <w:t xml:space="preserve">1</w:t>
+              <w:t xml:space="preserve">2</w:t>
             </w:r>
           </w:p>
         </w:tc>
@@ -9436,7 +9436,7 @@
                 <w:sz w:val="18"/>
                 <w:szCs w:val="18"/>
               </w:rPr>
-              <w:t xml:space="preserve">2</w:t>
+              <w:t xml:space="preserve">3</w:t>
             </w:r>
           </w:p>
         </w:tc>
@@ -10752,7 +10752,7 @@
                 <w:sz w:val="18"/>
                 <w:szCs w:val="18"/>
               </w:rPr>
-              <w:t xml:space="preserve">1</w:t>
+              <w:t xml:space="preserve">2</w:t>
             </w:r>
           </w:p>
         </w:tc>

--- a/projects/guardias-noviembre-2026/Guardias_Noviembre_2026.docx
+++ b/projects/guardias-noviembre-2026/Guardias_Noviembre_2026.docx
@@ -2180,7 +2180,7 @@
                 <w:sz w:val="16"/>
                 <w:szCs w:val="16"/>
               </w:rPr>
-              <w:t xml:space="preserve"> David</w:t>
+              <w:t xml:space="preserve"> Miriam</w:t>
             </w:r>
           </w:p>
           <w:p>
@@ -2654,85 +2654,85 @@
                 <w:sz w:val="16"/>
                 <w:szCs w:val="16"/>
               </w:rPr>
+              <w:t xml:space="preserve"> Ana</w:t>
+            </w:r>
+          </w:p>
+          <w:p>
+            <w:pPr>
+              <w:spacing w:after="0" w:before="8"/>
+            </w:pPr>
+            <w:r>
+              <w:rPr>
+                <w:rFonts w:ascii="Consolas" w:cs="Consolas" w:eastAsia="Consolas" w:hAnsi="Consolas"/>
+                <w:b/>
+                <w:bCs/>
+                <w:color w:val="1F6474"/>
+                <w:sz w:val="13"/>
+                <w:szCs w:val="13"/>
+              </w:rPr>
+              <w:t xml:space="preserve">MAY </w:t>
+            </w:r>
+            <w:r>
+              <w:rPr>
+                <w:i w:val="false"/>
+                <w:iCs w:val="false"/>
+                <w:color w:val="16242B"/>
+                <w:sz w:val="16"/>
+                <w:szCs w:val="16"/>
+              </w:rPr>
+              <w:t xml:space="preserve"> Patri</w:t>
+            </w:r>
+          </w:p>
+          <w:p>
+            <w:pPr>
+              <w:spacing w:after="0" w:before="8"/>
+            </w:pPr>
+            <w:r>
+              <w:rPr>
+                <w:rFonts w:ascii="Consolas" w:cs="Consolas" w:eastAsia="Consolas" w:hAnsi="Consolas"/>
+                <w:b/>
+                <w:bCs/>
+                <w:color w:val="4A5A62"/>
+                <w:sz w:val="13"/>
+                <w:szCs w:val="13"/>
+              </w:rPr>
+              <w:t xml:space="preserve">QX  </w:t>
+            </w:r>
+            <w:r>
+              <w:rPr>
+                <w:i w:val="false"/>
+                <w:iCs w:val="false"/>
+                <w:color w:val="16242B"/>
+                <w:sz w:val="16"/>
+                <w:szCs w:val="16"/>
+              </w:rPr>
+              <w:t xml:space="preserve"> David</w:t>
+            </w:r>
+          </w:p>
+          <w:p>
+            <w:pPr>
+              <w:spacing w:after="0" w:before="8"/>
+            </w:pPr>
+            <w:r>
+              <w:rPr>
+                <w:rFonts w:ascii="Consolas" w:cs="Consolas" w:eastAsia="Consolas" w:hAnsi="Consolas"/>
+                <w:b/>
+                <w:bCs/>
+                <w:color w:val="4A5A62"/>
+                <w:sz w:val="13"/>
+                <w:szCs w:val="13"/>
+              </w:rPr>
+              <w:t xml:space="preserve">QX  </w:t>
+            </w:r>
+            <w:r>
+              <w:rPr>
+                <w:i w:val="false"/>
+                <w:iCs w:val="false"/>
+                <w:color w:val="16242B"/>
+                <w:sz w:val="16"/>
+                <w:szCs w:val="16"/>
+              </w:rPr>
               <w:t xml:space="preserve"> Eva</w:t>
-            </w:r>
-          </w:p>
-          <w:p>
-            <w:pPr>
-              <w:spacing w:after="0" w:before="8"/>
-            </w:pPr>
-            <w:r>
-              <w:rPr>
-                <w:rFonts w:ascii="Consolas" w:cs="Consolas" w:eastAsia="Consolas" w:hAnsi="Consolas"/>
-                <w:b/>
-                <w:bCs/>
-                <w:color w:val="1F6474"/>
-                <w:sz w:val="13"/>
-                <w:szCs w:val="13"/>
-              </w:rPr>
-              <w:t xml:space="preserve">MAY </w:t>
-            </w:r>
-            <w:r>
-              <w:rPr>
-                <w:i w:val="false"/>
-                <w:iCs w:val="false"/>
-                <w:color w:val="16242B"/>
-                <w:sz w:val="16"/>
-                <w:szCs w:val="16"/>
-              </w:rPr>
-              <w:t xml:space="preserve"> Patri</w:t>
-            </w:r>
-          </w:p>
-          <w:p>
-            <w:pPr>
-              <w:spacing w:after="0" w:before="8"/>
-            </w:pPr>
-            <w:r>
-              <w:rPr>
-                <w:rFonts w:ascii="Consolas" w:cs="Consolas" w:eastAsia="Consolas" w:hAnsi="Consolas"/>
-                <w:b/>
-                <w:bCs/>
-                <w:color w:val="4A5A62"/>
-                <w:sz w:val="13"/>
-                <w:szCs w:val="13"/>
-              </w:rPr>
-              <w:t xml:space="preserve">QX  </w:t>
-            </w:r>
-            <w:r>
-              <w:rPr>
-                <w:i w:val="false"/>
-                <w:iCs w:val="false"/>
-                <w:color w:val="16242B"/>
-                <w:sz w:val="16"/>
-                <w:szCs w:val="16"/>
-              </w:rPr>
-              <w:t xml:space="preserve"> David</w:t>
-            </w:r>
-          </w:p>
-          <w:p>
-            <w:pPr>
-              <w:spacing w:after="0" w:before="8"/>
-            </w:pPr>
-            <w:r>
-              <w:rPr>
-                <w:rFonts w:ascii="Consolas" w:cs="Consolas" w:eastAsia="Consolas" w:hAnsi="Consolas"/>
-                <w:b/>
-                <w:bCs/>
-                <w:color w:val="4A5A62"/>
-                <w:sz w:val="13"/>
-                <w:szCs w:val="13"/>
-              </w:rPr>
-              <w:t xml:space="preserve">QX  </w:t>
-            </w:r>
-            <w:r>
-              <w:rPr>
-                <w:i w:val="false"/>
-                <w:iCs w:val="false"/>
-                <w:color w:val="16242B"/>
-                <w:sz w:val="16"/>
-                <w:szCs w:val="16"/>
-              </w:rPr>
-              <w:t xml:space="preserve"> Ana</w:t>
             </w:r>
           </w:p>
         </w:tc>
@@ -3018,85 +3018,85 @@
                 <w:sz w:val="16"/>
                 <w:szCs w:val="16"/>
               </w:rPr>
+              <w:t xml:space="preserve"> Ana</w:t>
+            </w:r>
+          </w:p>
+          <w:p>
+            <w:pPr>
+              <w:spacing w:after="0" w:before="8"/>
+            </w:pPr>
+            <w:r>
+              <w:rPr>
+                <w:rFonts w:ascii="Consolas" w:cs="Consolas" w:eastAsia="Consolas" w:hAnsi="Consolas"/>
+                <w:b/>
+                <w:bCs/>
+                <w:color w:val="1F6474"/>
+                <w:sz w:val="13"/>
+                <w:szCs w:val="13"/>
+              </w:rPr>
+              <w:t xml:space="preserve">MAY </w:t>
+            </w:r>
+            <w:r>
+              <w:rPr>
+                <w:i w:val="false"/>
+                <w:iCs w:val="false"/>
+                <w:color w:val="16242B"/>
+                <w:sz w:val="16"/>
+                <w:szCs w:val="16"/>
+              </w:rPr>
+              <w:t xml:space="preserve"> Patri</w:t>
+            </w:r>
+          </w:p>
+          <w:p>
+            <w:pPr>
+              <w:spacing w:after="0" w:before="8"/>
+            </w:pPr>
+            <w:r>
+              <w:rPr>
+                <w:rFonts w:ascii="Consolas" w:cs="Consolas" w:eastAsia="Consolas" w:hAnsi="Consolas"/>
+                <w:b/>
+                <w:bCs/>
+                <w:color w:val="4A5A62"/>
+                <w:sz w:val="13"/>
+                <w:szCs w:val="13"/>
+              </w:rPr>
+              <w:t xml:space="preserve">QX  </w:t>
+            </w:r>
+            <w:r>
+              <w:rPr>
+                <w:i w:val="false"/>
+                <w:iCs w:val="false"/>
+                <w:color w:val="16242B"/>
+                <w:sz w:val="16"/>
+                <w:szCs w:val="16"/>
+              </w:rPr>
+              <w:t xml:space="preserve"> David</w:t>
+            </w:r>
+          </w:p>
+          <w:p>
+            <w:pPr>
+              <w:spacing w:after="0" w:before="8"/>
+            </w:pPr>
+            <w:r>
+              <w:rPr>
+                <w:rFonts w:ascii="Consolas" w:cs="Consolas" w:eastAsia="Consolas" w:hAnsi="Consolas"/>
+                <w:b/>
+                <w:bCs/>
+                <w:color w:val="4A5A62"/>
+                <w:sz w:val="13"/>
+                <w:szCs w:val="13"/>
+              </w:rPr>
+              <w:t xml:space="preserve">QX  </w:t>
+            </w:r>
+            <w:r>
+              <w:rPr>
+                <w:i w:val="false"/>
+                <w:iCs w:val="false"/>
+                <w:color w:val="16242B"/>
+                <w:sz w:val="16"/>
+                <w:szCs w:val="16"/>
+              </w:rPr>
               <w:t xml:space="preserve"> Eva</w:t>
-            </w:r>
-          </w:p>
-          <w:p>
-            <w:pPr>
-              <w:spacing w:after="0" w:before="8"/>
-            </w:pPr>
-            <w:r>
-              <w:rPr>
-                <w:rFonts w:ascii="Consolas" w:cs="Consolas" w:eastAsia="Consolas" w:hAnsi="Consolas"/>
-                <w:b/>
-                <w:bCs/>
-                <w:color w:val="1F6474"/>
-                <w:sz w:val="13"/>
-                <w:szCs w:val="13"/>
-              </w:rPr>
-              <w:t xml:space="preserve">MAY </w:t>
-            </w:r>
-            <w:r>
-              <w:rPr>
-                <w:i w:val="false"/>
-                <w:iCs w:val="false"/>
-                <w:color w:val="16242B"/>
-                <w:sz w:val="16"/>
-                <w:szCs w:val="16"/>
-              </w:rPr>
-              <w:t xml:space="preserve"> Patri</w:t>
-            </w:r>
-          </w:p>
-          <w:p>
-            <w:pPr>
-              <w:spacing w:after="0" w:before="8"/>
-            </w:pPr>
-            <w:r>
-              <w:rPr>
-                <w:rFonts w:ascii="Consolas" w:cs="Consolas" w:eastAsia="Consolas" w:hAnsi="Consolas"/>
-                <w:b/>
-                <w:bCs/>
-                <w:color w:val="4A5A62"/>
-                <w:sz w:val="13"/>
-                <w:szCs w:val="13"/>
-              </w:rPr>
-              <w:t xml:space="preserve">QX  </w:t>
-            </w:r>
-            <w:r>
-              <w:rPr>
-                <w:i w:val="false"/>
-                <w:iCs w:val="false"/>
-                <w:color w:val="16242B"/>
-                <w:sz w:val="16"/>
-                <w:szCs w:val="16"/>
-              </w:rPr>
-              <w:t xml:space="preserve"> David</w:t>
-            </w:r>
-          </w:p>
-          <w:p>
-            <w:pPr>
-              <w:spacing w:after="0" w:before="8"/>
-            </w:pPr>
-            <w:r>
-              <w:rPr>
-                <w:rFonts w:ascii="Consolas" w:cs="Consolas" w:eastAsia="Consolas" w:hAnsi="Consolas"/>
-                <w:b/>
-                <w:bCs/>
-                <w:color w:val="4A5A62"/>
-                <w:sz w:val="13"/>
-                <w:szCs w:val="13"/>
-              </w:rPr>
-              <w:t xml:space="preserve">QX  </w:t>
-            </w:r>
-            <w:r>
-              <w:rPr>
-                <w:i w:val="false"/>
-                <w:iCs w:val="false"/>
-                <w:color w:val="16242B"/>
-                <w:sz w:val="16"/>
-                <w:szCs w:val="16"/>
-              </w:rPr>
-              <w:t xml:space="preserve"> Ana</w:t>
             </w:r>
           </w:p>
         </w:tc>
@@ -4996,7 +4996,7 @@
                 <w:sz w:val="16"/>
                 <w:szCs w:val="16"/>
               </w:rPr>
-              <w:t xml:space="preserve"> Tania</w:t>
+              <w:t xml:space="preserve"> David</w:t>
             </w:r>
           </w:p>
           <w:p>
@@ -5360,7 +5360,7 @@
                 <w:sz w:val="16"/>
                 <w:szCs w:val="16"/>
               </w:rPr>
-              <w:t xml:space="preserve"> Miriam</w:t>
+              <w:t xml:space="preserve"> Antonio</w:t>
             </w:r>
           </w:p>
           <w:p>
@@ -5386,7 +5386,7 @@
                 <w:sz w:val="16"/>
                 <w:szCs w:val="16"/>
               </w:rPr>
-              <w:t xml:space="preserve"> Antonio</w:t>
+              <w:t xml:space="preserve"> Tania</w:t>
             </w:r>
           </w:p>
         </w:tc>
@@ -7556,7 +7556,7 @@
                 <w:sz w:val="18"/>
                 <w:szCs w:val="18"/>
               </w:rPr>
-              <w:t xml:space="preserve">2</w:t>
+              <w:t xml:space="preserve">1</w:t>
             </w:r>
           </w:p>
         </w:tc>
@@ -8872,7 +8872,7 @@
                 <w:sz w:val="18"/>
                 <w:szCs w:val="18"/>
               </w:rPr>
-              <w:t xml:space="preserve">2</w:t>
+              <w:t xml:space="preserve">3</w:t>
             </w:r>
           </w:p>
         </w:tc>

--- a/projects/guardias-noviembre-2026/Guardias_Noviembre_2026.docx
+++ b/projects/guardias-noviembre-2026/Guardias_Noviembre_2026.docx
@@ -908,7 +908,7 @@
                 <w:sz w:val="16"/>
                 <w:szCs w:val="16"/>
               </w:rPr>
-              <w:t xml:space="preserve"> Isabel</w:t>
+              <w:t xml:space="preserve"> Patri</w:t>
             </w:r>
           </w:p>
           <w:p>
@@ -1080,7 +1080,7 @@
                 <w:sz w:val="16"/>
                 <w:szCs w:val="16"/>
               </w:rPr>
-              <w:t xml:space="preserve"> Patri</w:t>
+              <w:t xml:space="preserve"> Fabián</w:t>
             </w:r>
           </w:p>
           <w:p>
@@ -1304,7 +1304,7 @@
                 <w:sz w:val="16"/>
                 <w:szCs w:val="16"/>
               </w:rPr>
-              <w:t xml:space="preserve"> Tania</w:t>
+              <w:t xml:space="preserve"> Isabel</w:t>
             </w:r>
           </w:p>
         </w:tc>
@@ -1434,7 +1434,7 @@
                 <w:sz w:val="16"/>
                 <w:szCs w:val="16"/>
               </w:rPr>
-              <w:t xml:space="preserve"> Fabián</w:t>
+              <w:t xml:space="preserve"> Sandra</w:t>
             </w:r>
           </w:p>
           <w:p>
@@ -1460,33 +1460,33 @@
                 <w:sz w:val="16"/>
                 <w:szCs w:val="16"/>
               </w:rPr>
+              <w:t xml:space="preserve"> Tania</w:t>
+            </w:r>
+          </w:p>
+          <w:p>
+            <w:pPr>
+              <w:spacing w:after="0" w:before="8"/>
+            </w:pPr>
+            <w:r>
+              <w:rPr>
+                <w:rFonts w:ascii="Consolas" w:cs="Consolas" w:eastAsia="Consolas" w:hAnsi="Consolas"/>
+                <w:b/>
+                <w:bCs/>
+                <w:color w:val="4A5A62"/>
+                <w:sz w:val="13"/>
+                <w:szCs w:val="13"/>
+              </w:rPr>
+              <w:t xml:space="preserve">QX  </w:t>
+            </w:r>
+            <w:r>
+              <w:rPr>
+                <w:i w:val="false"/>
+                <w:iCs w:val="false"/>
+                <w:color w:val="16242B"/>
+                <w:sz w:val="16"/>
+                <w:szCs w:val="16"/>
+              </w:rPr>
               <w:t xml:space="preserve"> Almudena</w:t>
-            </w:r>
-          </w:p>
-          <w:p>
-            <w:pPr>
-              <w:spacing w:after="0" w:before="8"/>
-            </w:pPr>
-            <w:r>
-              <w:rPr>
-                <w:rFonts w:ascii="Consolas" w:cs="Consolas" w:eastAsia="Consolas" w:hAnsi="Consolas"/>
-                <w:b/>
-                <w:bCs/>
-                <w:color w:val="4A5A62"/>
-                <w:sz w:val="13"/>
-                <w:szCs w:val="13"/>
-              </w:rPr>
-              <w:t xml:space="preserve">QX  </w:t>
-            </w:r>
-            <w:r>
-              <w:rPr>
-                <w:i w:val="false"/>
-                <w:iCs w:val="false"/>
-                <w:color w:val="16242B"/>
-                <w:sz w:val="16"/>
-                <w:szCs w:val="16"/>
-              </w:rPr>
-              <w:t xml:space="preserve"> Sandra</w:t>
             </w:r>
           </w:p>
         </w:tc>
@@ -9436,7 +9436,7 @@
                 <w:sz w:val="18"/>
                 <w:szCs w:val="18"/>
               </w:rPr>
-              <w:t xml:space="preserve">3</w:t>
+              <w:t xml:space="preserve">2</w:t>
             </w:r>
           </w:p>
         </w:tc>

--- a/projects/guardias-noviembre-2026/Guardias_Noviembre_2026.docx
+++ b/projects/guardias-noviembre-2026/Guardias_Noviembre_2026.docx
@@ -908,7 +908,7 @@
                 <w:sz w:val="16"/>
                 <w:szCs w:val="16"/>
               </w:rPr>
-              <w:t xml:space="preserve"> Patri</w:t>
+              <w:t xml:space="preserve"> Isabel</w:t>
             </w:r>
           </w:p>
           <w:p>
@@ -1080,7 +1080,7 @@
                 <w:sz w:val="16"/>
                 <w:szCs w:val="16"/>
               </w:rPr>
-              <w:t xml:space="preserve"> Fabián</w:t>
+              <w:t xml:space="preserve"> Ana G.</w:t>
             </w:r>
           </w:p>
           <w:p>
@@ -1304,7 +1304,7 @@
                 <w:sz w:val="16"/>
                 <w:szCs w:val="16"/>
               </w:rPr>
-              <w:t xml:space="preserve"> Isabel</w:t>
+              <w:t xml:space="preserve"> Tania</w:t>
             </w:r>
           </w:p>
         </w:tc>
@@ -1460,7 +1460,7 @@
                 <w:sz w:val="16"/>
                 <w:szCs w:val="16"/>
               </w:rPr>
-              <w:t xml:space="preserve"> Tania</w:t>
+              <w:t xml:space="preserve"> Isabel</w:t>
             </w:r>
           </w:p>
           <w:p>
@@ -1798,7 +1798,7 @@
                 <w:sz w:val="16"/>
                 <w:szCs w:val="16"/>
               </w:rPr>
-              <w:t xml:space="preserve"> Almudena</w:t>
+              <w:t xml:space="preserve"> Isabel</w:t>
             </w:r>
           </w:p>
           <w:p>
@@ -2154,7 +2154,7 @@
                 <w:sz w:val="16"/>
                 <w:szCs w:val="16"/>
               </w:rPr>
-              <w:t xml:space="preserve"> Fabián</w:t>
+              <w:t xml:space="preserve"> Almudena</w:t>
             </w:r>
           </w:p>
           <w:p>
@@ -3916,7 +3916,7 @@
                 <w:sz w:val="16"/>
                 <w:szCs w:val="16"/>
               </w:rPr>
-              <w:t xml:space="preserve"> Ana G.</w:t>
+              <w:t xml:space="preserve"> Fabián</w:t>
             </w:r>
           </w:p>
           <w:p>
@@ -4280,7 +4280,7 @@
                 <w:sz w:val="16"/>
                 <w:szCs w:val="16"/>
               </w:rPr>
-              <w:t xml:space="preserve"> Ana G.</w:t>
+              <w:t xml:space="preserve"> Fabián</w:t>
             </w:r>
           </w:p>
           <w:p>
@@ -4454,7 +4454,7 @@
                 <w:sz w:val="16"/>
                 <w:szCs w:val="16"/>
               </w:rPr>
-              <w:t xml:space="preserve"> Fabián</w:t>
+              <w:t xml:space="preserve"> Patri</w:t>
             </w:r>
           </w:p>
           <w:p>
@@ -5152,7 +5152,7 @@
                 <w:sz w:val="16"/>
                 <w:szCs w:val="16"/>
               </w:rPr>
-              <w:t xml:space="preserve"> Isabel</w:t>
+              <w:t xml:space="preserve"> Fabián</w:t>
             </w:r>
           </w:p>
           <w:p>
@@ -5334,7 +5334,7 @@
                 <w:sz w:val="16"/>
                 <w:szCs w:val="16"/>
               </w:rPr>
-              <w:t xml:space="preserve"> Fabián</w:t>
+              <w:t xml:space="preserve"> Ana G.</w:t>
             </w:r>
           </w:p>
           <w:p>
@@ -5516,7 +5516,7 @@
                 <w:sz w:val="16"/>
                 <w:szCs w:val="16"/>
               </w:rPr>
-              <w:t xml:space="preserve"> Isabel</w:t>
+              <w:t xml:space="preserve"> Fabián</w:t>
             </w:r>
           </w:p>
           <w:p>
@@ -9436,7 +9436,7 @@
                 <w:sz w:val="18"/>
                 <w:szCs w:val="18"/>
               </w:rPr>
-              <w:t xml:space="preserve">2</w:t>
+              <w:t xml:space="preserve">3</w:t>
             </w:r>
           </w:p>
         </w:tc>

--- a/projects/guardias-noviembre-2026/Guardias_Noviembre_2026.docx
+++ b/projects/guardias-noviembre-2026/Guardias_Noviembre_2026.docx
@@ -1824,7 +1824,7 @@
                 <w:sz w:val="16"/>
                 <w:szCs w:val="16"/>
               </w:rPr>
-              <w:t xml:space="preserve"> Tania</w:t>
+              <w:t xml:space="preserve"> Almudena</w:t>
             </w:r>
           </w:p>
           <w:p>
@@ -2154,7 +2154,7 @@
                 <w:sz w:val="16"/>
                 <w:szCs w:val="16"/>
               </w:rPr>
-              <w:t xml:space="preserve"> Almudena</w:t>
+              <w:t xml:space="preserve"> Fabián</w:t>
             </w:r>
           </w:p>
           <w:p>
@@ -2550,7 +2550,7 @@
                 <w:sz w:val="16"/>
                 <w:szCs w:val="16"/>
               </w:rPr>
-              <w:t xml:space="preserve"> Rosario</w:t>
+              <w:t xml:space="preserve"> Tania</w:t>
             </w:r>
           </w:p>
         </w:tc>
@@ -3390,7 +3390,7 @@
                 <w:sz w:val="16"/>
                 <w:szCs w:val="16"/>
               </w:rPr>
-              <w:t xml:space="preserve"> Fabián</w:t>
+              <w:t xml:space="preserve"> Almudena</w:t>
             </w:r>
           </w:p>
           <w:p>
@@ -3588,33 +3588,33 @@
                 <w:sz w:val="16"/>
                 <w:szCs w:val="16"/>
               </w:rPr>
+              <w:t xml:space="preserve"> Rosario</w:t>
+            </w:r>
+          </w:p>
+          <w:p>
+            <w:pPr>
+              <w:spacing w:after="0" w:before="8"/>
+            </w:pPr>
+            <w:r>
+              <w:rPr>
+                <w:rFonts w:ascii="Consolas" w:cs="Consolas" w:eastAsia="Consolas" w:hAnsi="Consolas"/>
+                <w:b/>
+                <w:bCs/>
+                <w:color w:val="4A5A62"/>
+                <w:sz w:val="13"/>
+                <w:szCs w:val="13"/>
+              </w:rPr>
+              <w:t xml:space="preserve">QX  </w:t>
+            </w:r>
+            <w:r>
+              <w:rPr>
+                <w:i w:val="false"/>
+                <w:iCs w:val="false"/>
+                <w:color w:val="16242B"/>
+                <w:sz w:val="16"/>
+                <w:szCs w:val="16"/>
+              </w:rPr>
               <w:t xml:space="preserve"> Ana</w:t>
-            </w:r>
-          </w:p>
-          <w:p>
-            <w:pPr>
-              <w:spacing w:after="0" w:before="8"/>
-            </w:pPr>
-            <w:r>
-              <w:rPr>
-                <w:rFonts w:ascii="Consolas" w:cs="Consolas" w:eastAsia="Consolas" w:hAnsi="Consolas"/>
-                <w:b/>
-                <w:bCs/>
-                <w:color w:val="4A5A62"/>
-                <w:sz w:val="13"/>
-                <w:szCs w:val="13"/>
-              </w:rPr>
-              <w:t xml:space="preserve">QX  </w:t>
-            </w:r>
-            <w:r>
-              <w:rPr>
-                <w:i w:val="false"/>
-                <w:iCs w:val="false"/>
-                <w:color w:val="16242B"/>
-                <w:sz w:val="16"/>
-                <w:szCs w:val="16"/>
-              </w:rPr>
-              <w:t xml:space="preserve"> Almudena</w:t>
             </w:r>
           </w:p>
         </w:tc>
@@ -8872,7 +8872,7 @@
                 <w:sz w:val="18"/>
                 <w:szCs w:val="18"/>
               </w:rPr>
-              <w:t xml:space="preserve">3</w:t>
+              <w:t xml:space="preserve">2</w:t>
             </w:r>
           </w:p>
         </w:tc>

--- a/projects/guardias-noviembre-2026/Guardias_Noviembre_2026.docx
+++ b/projects/guardias-noviembre-2026/Guardias_Noviembre_2026.docx
@@ -2180,7 +2180,7 @@
                 <w:sz w:val="16"/>
                 <w:szCs w:val="16"/>
               </w:rPr>
-              <w:t xml:space="preserve"> Miriam</w:t>
+              <w:t xml:space="preserve"> Emilio</w:t>
             </w:r>
           </w:p>
           <w:p>
@@ -2206,7 +2206,7 @@
                 <w:sz w:val="16"/>
                 <w:szCs w:val="16"/>
               </w:rPr>
-              <w:t xml:space="preserve"> Emilio</w:t>
+              <w:t xml:space="preserve"> Tania</w:t>
             </w:r>
           </w:p>
         </w:tc>
@@ -2550,7 +2550,7 @@
                 <w:sz w:val="16"/>
                 <w:szCs w:val="16"/>
               </w:rPr>
-              <w:t xml:space="preserve"> Tania</w:t>
+              <w:t xml:space="preserve"> Rosario</w:t>
             </w:r>
           </w:p>
         </w:tc>
@@ -3270,7 +3270,7 @@
                 <w:sz w:val="16"/>
                 <w:szCs w:val="16"/>
               </w:rPr>
-              <w:t xml:space="preserve"> Marc</w:t>
+              <w:t xml:space="preserve"> Emilio</w:t>
             </w:r>
           </w:p>
         </w:tc>
@@ -3588,7 +3588,7 @@
                 <w:sz w:val="16"/>
                 <w:szCs w:val="16"/>
               </w:rPr>
-              <w:t xml:space="preserve"> Rosario</w:t>
+              <w:t xml:space="preserve"> Aitor</w:t>
             </w:r>
           </w:p>
           <w:p>
@@ -4150,7 +4150,7 @@
                 <w:sz w:val="16"/>
                 <w:szCs w:val="16"/>
               </w:rPr>
-              <w:t xml:space="preserve"> Emilio</w:t>
+              <w:t xml:space="preserve"> Marc</w:t>
             </w:r>
           </w:p>
         </w:tc>
@@ -4652,7 +4652,7 @@
                 <w:sz w:val="16"/>
                 <w:szCs w:val="16"/>
               </w:rPr>
-              <w:t xml:space="preserve"> Aitor</w:t>
+              <w:t xml:space="preserve"> Eva</w:t>
             </w:r>
           </w:p>
           <w:p>
@@ -4678,7 +4678,7 @@
                 <w:sz w:val="16"/>
                 <w:szCs w:val="16"/>
               </w:rPr>
-              <w:t xml:space="preserve"> Eva</w:t>
+              <w:t xml:space="preserve"> Tania</w:t>
             </w:r>
           </w:p>
         </w:tc>
@@ -5360,33 +5360,33 @@
                 <w:sz w:val="16"/>
                 <w:szCs w:val="16"/>
               </w:rPr>
+              <w:t xml:space="preserve"> Miriam</w:t>
+            </w:r>
+          </w:p>
+          <w:p>
+            <w:pPr>
+              <w:spacing w:after="0" w:before="8"/>
+            </w:pPr>
+            <w:r>
+              <w:rPr>
+                <w:rFonts w:ascii="Consolas" w:cs="Consolas" w:eastAsia="Consolas" w:hAnsi="Consolas"/>
+                <w:b/>
+                <w:bCs/>
+                <w:color w:val="4A5A62"/>
+                <w:sz w:val="13"/>
+                <w:szCs w:val="13"/>
+              </w:rPr>
+              <w:t xml:space="preserve">QX  </w:t>
+            </w:r>
+            <w:r>
+              <w:rPr>
+                <w:i w:val="false"/>
+                <w:iCs w:val="false"/>
+                <w:color w:val="16242B"/>
+                <w:sz w:val="16"/>
+                <w:szCs w:val="16"/>
+              </w:rPr>
               <w:t xml:space="preserve"> Antonio</w:t>
-            </w:r>
-          </w:p>
-          <w:p>
-            <w:pPr>
-              <w:spacing w:after="0" w:before="8"/>
-            </w:pPr>
-            <w:r>
-              <w:rPr>
-                <w:rFonts w:ascii="Consolas" w:cs="Consolas" w:eastAsia="Consolas" w:hAnsi="Consolas"/>
-                <w:b/>
-                <w:bCs/>
-                <w:color w:val="4A5A62"/>
-                <w:sz w:val="13"/>
-                <w:szCs w:val="13"/>
-              </w:rPr>
-              <w:t xml:space="preserve">QX  </w:t>
-            </w:r>
-            <w:r>
-              <w:rPr>
-                <w:i w:val="false"/>
-                <w:iCs w:val="false"/>
-                <w:color w:val="16242B"/>
-                <w:sz w:val="16"/>
-                <w:szCs w:val="16"/>
-              </w:rPr>
-              <w:t xml:space="preserve"> Tania</w:t>
             </w:r>
           </w:p>
         </w:tc>
@@ -7556,7 +7556,7 @@
                 <w:sz w:val="18"/>
                 <w:szCs w:val="18"/>
               </w:rPr>
-              <w:t xml:space="preserve">1</w:t>
+              <w:t xml:space="preserve">2</w:t>
             </w:r>
           </w:p>
         </w:tc>
@@ -8496,7 +8496,7 @@
                 <w:sz w:val="18"/>
                 <w:szCs w:val="18"/>
               </w:rPr>
-              <w:t xml:space="preserve">2</w:t>
+              <w:t xml:space="preserve">1</w:t>
             </w:r>
           </w:p>
         </w:tc>
@@ -8872,7 +8872,7 @@
                 <w:sz w:val="18"/>
                 <w:szCs w:val="18"/>
               </w:rPr>
-              <w:t xml:space="preserve">2</w:t>
+              <w:t xml:space="preserve">1</w:t>
             </w:r>
           </w:p>
         </w:tc>
@@ -9060,7 +9060,7 @@
                 <w:sz w:val="18"/>
                 <w:szCs w:val="18"/>
               </w:rPr>
-              <w:t xml:space="preserve">1</w:t>
+              <w:t xml:space="preserve">2</w:t>
             </w:r>
           </w:p>
         </w:tc>
